--- a/AI/Notes/unit-6.docx
+++ b/AI/Notes/unit-6.docx
@@ -388,7 +388,7 @@
     <w:p>
       <w:r>
         <w:pict w14:anchorId="6608D78A">
-          <v:rect id="_x0000_i1031" style="width:0;height:1.5pt" o:hralign="center" o:hrstd="t" o:hr="t" fillcolor="#a0a0a0" stroked="f"/>
+          <v:rect id="_x0000_i1025" style="width:0;height:1.5pt" o:hralign="center" o:hrstd="t" o:hr="t" fillcolor="#a0a0a0" stroked="f"/>
         </w:pict>
       </w:r>
     </w:p>
@@ -441,15 +441,7 @@
     </w:p>
     <w:p>
       <w:r>
-        <w:t xml:space="preserve">AI game-playing programs </w:t>
-      </w:r>
-      <w:proofErr w:type="spellStart"/>
-      <w:r>
-        <w:t>analyze</w:t>
-      </w:r>
-      <w:proofErr w:type="spellEnd"/>
-      <w:r>
-        <w:t xml:space="preserve"> possible moves and predict future outcomes using </w:t>
+        <w:t xml:space="preserve">AI game-playing programs analyze possible moves and predict future outcomes using </w:t>
       </w:r>
       <w:r>
         <w:rPr>
@@ -475,7 +467,7 @@
     <w:p>
       <w:r>
         <w:pict w14:anchorId="66A4EC57">
-          <v:rect id="_x0000_i1165" style="width:0;height:1.5pt" o:hralign="center" o:hrstd="t" o:hr="t" fillcolor="#a0a0a0" stroked="f"/>
+          <v:rect id="_x0000_i1026" style="width:0;height:1.5pt" o:hralign="center" o:hrstd="t" o:hr="t" fillcolor="#a0a0a0" stroked="f"/>
         </w:pict>
       </w:r>
     </w:p>
@@ -541,13 +533,8 @@
           <w:numId w:val="1"/>
         </w:numPr>
       </w:pPr>
-      <w:proofErr w:type="spellStart"/>
-      <w:r>
-        <w:t>analyzes</w:t>
-      </w:r>
-      <w:proofErr w:type="spellEnd"/>
-      <w:r>
-        <w:t xml:space="preserve"> possible moves</w:t>
+      <w:r>
+        <w:t>analyzes possible moves</w:t>
       </w:r>
     </w:p>
     <w:p>
@@ -590,7 +577,7 @@
     <w:p>
       <w:r>
         <w:pict w14:anchorId="600BA8F5">
-          <v:rect id="_x0000_i1166" style="width:0;height:1.5pt" o:hralign="center" o:hrstd="t" o:hr="t" fillcolor="#a0a0a0" stroked="f"/>
+          <v:rect id="_x0000_i1027" style="width:0;height:1.5pt" o:hralign="center" o:hrstd="t" o:hr="t" fillcolor="#a0a0a0" stroked="f"/>
         </w:pict>
       </w:r>
     </w:p>
@@ -699,7 +686,7 @@
     <w:p>
       <w:r>
         <w:pict w14:anchorId="3A5DB9AA">
-          <v:rect id="_x0000_i1167" style="width:0;height:1.5pt" o:hralign="center" o:hrstd="t" o:hr="t" fillcolor="#a0a0a0" stroked="f"/>
+          <v:rect id="_x0000_i1028" style="width:0;height:1.5pt" o:hralign="center" o:hrstd="t" o:hr="t" fillcolor="#a0a0a0" stroked="f"/>
         </w:pict>
       </w:r>
     </w:p>
@@ -869,7 +856,7 @@
     <w:p>
       <w:r>
         <w:pict w14:anchorId="38A86F7F">
-          <v:rect id="_x0000_i1168" style="width:0;height:1.5pt" o:hralign="center" o:hrstd="t" o:hr="t" fillcolor="#a0a0a0" stroked="f"/>
+          <v:rect id="_x0000_i1029" style="width:0;height:1.5pt" o:hralign="center" o:hrstd="t" o:hr="t" fillcolor="#a0a0a0" stroked="f"/>
         </w:pict>
       </w:r>
     </w:p>
@@ -906,7 +893,7 @@
     <w:p>
       <w:r>
         <w:pict w14:anchorId="30CA3294">
-          <v:rect id="_x0000_i1169" style="width:0;height:1.5pt" o:hralign="center" o:hrstd="t" o:hr="t" fillcolor="#a0a0a0" stroked="f"/>
+          <v:rect id="_x0000_i1030" style="width:0;height:1.5pt" o:hralign="center" o:hrstd="t" o:hr="t" fillcolor="#a0a0a0" stroked="f"/>
         </w:pict>
       </w:r>
     </w:p>
@@ -1087,7 +1074,7 @@
     <w:p>
       <w:r>
         <w:pict w14:anchorId="580330A1">
-          <v:rect id="_x0000_i1170" style="width:0;height:1.5pt" o:hralign="center" o:hrstd="t" o:hr="t" fillcolor="#a0a0a0" stroked="f"/>
+          <v:rect id="_x0000_i1031" style="width:0;height:1.5pt" o:hralign="center" o:hrstd="t" o:hr="t" fillcolor="#a0a0a0" stroked="f"/>
         </w:pict>
       </w:r>
     </w:p>
@@ -1268,7 +1255,7 @@
     <w:p>
       <w:r>
         <w:pict w14:anchorId="0D6D7AAA">
-          <v:rect id="_x0000_i1171" style="width:0;height:1.5pt" o:hralign="center" o:hrstd="t" o:hr="t" fillcolor="#a0a0a0" stroked="f"/>
+          <v:rect id="_x0000_i1032" style="width:0;height:1.5pt" o:hralign="center" o:hrstd="t" o:hr="t" fillcolor="#a0a0a0" stroked="f"/>
         </w:pict>
       </w:r>
     </w:p>
@@ -1450,7 +1437,7 @@
     <w:p>
       <w:r>
         <w:pict w14:anchorId="3C078DFF">
-          <v:rect id="_x0000_i1172" style="width:0;height:1.5pt" o:hralign="center" o:hrstd="t" o:hr="t" fillcolor="#a0a0a0" stroked="f"/>
+          <v:rect id="_x0000_i1033" style="width:0;height:1.5pt" o:hralign="center" o:hrstd="t" o:hr="t" fillcolor="#a0a0a0" stroked="f"/>
         </w:pict>
       </w:r>
     </w:p>
@@ -1631,7 +1618,7 @@
     <w:p>
       <w:r>
         <w:pict w14:anchorId="08DF38FF">
-          <v:rect id="_x0000_i1173" style="width:0;height:1.5pt" o:hralign="center" o:hrstd="t" o:hr="t" fillcolor="#a0a0a0" stroked="f"/>
+          <v:rect id="_x0000_i1034" style="width:0;height:1.5pt" o:hralign="center" o:hrstd="t" o:hr="t" fillcolor="#a0a0a0" stroked="f"/>
         </w:pict>
       </w:r>
     </w:p>
@@ -1833,7 +1820,7 @@
     <w:p>
       <w:r>
         <w:pict w14:anchorId="769A3B71">
-          <v:rect id="_x0000_i1174" style="width:0;height:1.5pt" o:hralign="center" o:hrstd="t" o:hr="t" fillcolor="#a0a0a0" stroked="f"/>
+          <v:rect id="_x0000_i1035" style="width:0;height:1.5pt" o:hralign="center" o:hrstd="t" o:hr="t" fillcolor="#a0a0a0" stroked="f"/>
         </w:pict>
       </w:r>
     </w:p>
@@ -1860,7 +1847,7 @@
     <w:p>
       <w:r>
         <w:pict w14:anchorId="15E74FB8">
-          <v:rect id="_x0000_i1175" style="width:0;height:1.5pt" o:hralign="center" o:hrstd="t" o:hr="t" fillcolor="#a0a0a0" stroked="f"/>
+          <v:rect id="_x0000_i1036" style="width:0;height:1.5pt" o:hralign="center" o:hrstd="t" o:hr="t" fillcolor="#a0a0a0" stroked="f"/>
         </w:pict>
       </w:r>
     </w:p>
@@ -1924,7 +1911,7 @@
     <w:p>
       <w:r>
         <w:pict w14:anchorId="65EA0E73">
-          <v:rect id="_x0000_i1176" style="width:0;height:1.5pt" o:hralign="center" o:hrstd="t" o:hr="t" fillcolor="#a0a0a0" stroked="f"/>
+          <v:rect id="_x0000_i1037" style="width:0;height:1.5pt" o:hralign="center" o:hrstd="t" o:hr="t" fillcolor="#a0a0a0" stroked="f"/>
         </w:pict>
       </w:r>
     </w:p>
@@ -1977,7 +1964,7 @@
     <w:p>
       <w:r>
         <w:pict w14:anchorId="5F392BFD">
-          <v:rect id="_x0000_i1177" style="width:0;height:1.5pt" o:hralign="center" o:hrstd="t" o:hr="t" fillcolor="#a0a0a0" stroked="f"/>
+          <v:rect id="_x0000_i1038" style="width:0;height:1.5pt" o:hralign="center" o:hrstd="t" o:hr="t" fillcolor="#a0a0a0" stroked="f"/>
         </w:pict>
       </w:r>
     </w:p>
@@ -2030,7 +2017,7 @@
     <w:p>
       <w:r>
         <w:pict w14:anchorId="2F597D6D">
-          <v:rect id="_x0000_i1178" style="width:0;height:1.5pt" o:hralign="center" o:hrstd="t" o:hr="t" fillcolor="#a0a0a0" stroked="f"/>
+          <v:rect id="_x0000_i1039" style="width:0;height:1.5pt" o:hralign="center" o:hrstd="t" o:hr="t" fillcolor="#a0a0a0" stroked="f"/>
         </w:pict>
       </w:r>
     </w:p>
@@ -2185,7 +2172,7 @@
     <w:p>
       <w:r>
         <w:pict w14:anchorId="172D8362">
-          <v:rect id="_x0000_i1179" style="width:0;height:1.5pt" o:hralign="center" o:hrstd="t" o:hr="t" fillcolor="#a0a0a0" stroked="f"/>
+          <v:rect id="_x0000_i1040" style="width:0;height:1.5pt" o:hralign="center" o:hrstd="t" o:hr="t" fillcolor="#a0a0a0" stroked="f"/>
         </w:pict>
       </w:r>
     </w:p>
@@ -2222,7 +2209,7 @@
     <w:p>
       <w:r>
         <w:pict w14:anchorId="481616B3">
-          <v:rect id="_x0000_i1180" style="width:0;height:1.5pt" o:hralign="center" o:hrstd="t" o:hr="t" fillcolor="#a0a0a0" stroked="f"/>
+          <v:rect id="_x0000_i1041" style="width:0;height:1.5pt" o:hralign="center" o:hrstd="t" o:hr="t" fillcolor="#a0a0a0" stroked="f"/>
         </w:pict>
       </w:r>
     </w:p>
@@ -2459,7 +2446,7 @@
     <w:p>
       <w:r>
         <w:pict w14:anchorId="1271B18A">
-          <v:rect id="_x0000_i1181" style="width:0;height:1.5pt" o:hralign="center" o:hrstd="t" o:hr="t" fillcolor="#a0a0a0" stroked="f"/>
+          <v:rect id="_x0000_i1042" style="width:0;height:1.5pt" o:hralign="center" o:hrstd="t" o:hr="t" fillcolor="#a0a0a0" stroked="f"/>
         </w:pict>
       </w:r>
     </w:p>
@@ -2569,7 +2556,7 @@
     <w:p>
       <w:r>
         <w:pict w14:anchorId="2EB4ACD0">
-          <v:rect id="_x0000_i1182" style="width:0;height:1.5pt" o:hralign="center" o:hrstd="t" o:hr="t" fillcolor="#a0a0a0" stroked="f"/>
+          <v:rect id="_x0000_i1043" style="width:0;height:1.5pt" o:hralign="center" o:hrstd="t" o:hr="t" fillcolor="#a0a0a0" stroked="f"/>
         </w:pict>
       </w:r>
     </w:p>
@@ -2760,7 +2747,7 @@
     <w:p>
       <w:r>
         <w:pict w14:anchorId="64566B72">
-          <v:rect id="_x0000_i1183" style="width:0;height:1.5pt" o:hralign="center" o:hrstd="t" o:hr="t" fillcolor="#a0a0a0" stroked="f"/>
+          <v:rect id="_x0000_i1044" style="width:0;height:1.5pt" o:hralign="center" o:hrstd="t" o:hr="t" fillcolor="#a0a0a0" stroked="f"/>
         </w:pict>
       </w:r>
     </w:p>
@@ -2835,7 +2822,7 @@
     <w:p>
       <w:r>
         <w:pict w14:anchorId="6264E3FB">
-          <v:rect id="_x0000_i1184" style="width:0;height:1.5pt" o:hralign="center" o:hrstd="t" o:hr="t" fillcolor="#a0a0a0" stroked="f"/>
+          <v:rect id="_x0000_i1045" style="width:0;height:1.5pt" o:hralign="center" o:hrstd="t" o:hr="t" fillcolor="#a0a0a0" stroked="f"/>
         </w:pict>
       </w:r>
     </w:p>
@@ -3020,7 +3007,7 @@
     <w:p>
       <w:r>
         <w:pict w14:anchorId="538AFFC8">
-          <v:rect id="_x0000_i1185" style="width:0;height:1.5pt" o:hralign="center" o:hrstd="t" o:hr="t" fillcolor="#a0a0a0" stroked="f"/>
+          <v:rect id="_x0000_i1046" style="width:0;height:1.5pt" o:hralign="center" o:hrstd="t" o:hr="t" fillcolor="#a0a0a0" stroked="f"/>
         </w:pict>
       </w:r>
     </w:p>
@@ -3210,7 +3197,7 @@
     <w:p>
       <w:r>
         <w:pict w14:anchorId="16836F34">
-          <v:rect id="_x0000_i1186" style="width:0;height:1.5pt" o:hralign="center" o:hrstd="t" o:hr="t" fillcolor="#a0a0a0" stroked="f"/>
+          <v:rect id="_x0000_i1047" style="width:0;height:1.5pt" o:hralign="center" o:hrstd="t" o:hr="t" fillcolor="#a0a0a0" stroked="f"/>
         </w:pict>
       </w:r>
     </w:p>
@@ -3414,21 +3401,12 @@
       <w:r>
         <w:t xml:space="preserve">Game playing demonstrates how AI systems can </w:t>
       </w:r>
-      <w:proofErr w:type="spellStart"/>
-      <w:r>
-        <w:rPr>
-          <w:b/>
-          <w:bCs/>
-        </w:rPr>
-        <w:t>analyze</w:t>
-      </w:r>
-      <w:proofErr w:type="spellEnd"/>
-      <w:r>
-        <w:rPr>
-          <w:b/>
-          <w:bCs/>
-        </w:rPr>
-        <w:t xml:space="preserve"> complex situations, predict outcomes, and make optimal strategic decisions</w:t>
+      <w:r>
+        <w:rPr>
+          <w:b/>
+          <w:bCs/>
+        </w:rPr>
+        <w:t>analyze complex situations, predict outcomes, and make optimal strategic decisions</w:t>
       </w:r>
       <w:r>
         <w:t>.</w:t>
@@ -3490,15 +3468,7 @@
     </w:p>
     <w:p>
       <w:r>
-        <w:t xml:space="preserve">AI game-playing programs </w:t>
-      </w:r>
-      <w:proofErr w:type="spellStart"/>
-      <w:r>
-        <w:t>analyze</w:t>
-      </w:r>
-      <w:proofErr w:type="spellEnd"/>
-      <w:r>
-        <w:t xml:space="preserve"> possible moves and predict future outcomes using </w:t>
+        <w:t xml:space="preserve">AI game-playing programs analyze possible moves and predict future outcomes using </w:t>
       </w:r>
       <w:r>
         <w:rPr>
@@ -3524,7 +3494,7 @@
     <w:p>
       <w:r>
         <w:pict w14:anchorId="58C00292">
-          <v:rect id="_x0000_i1341" style="width:0;height:1.5pt" o:hralign="center" o:hrstd="t" o:hr="t" fillcolor="#a0a0a0" stroked="f"/>
+          <v:rect id="_x0000_i1048" style="width:0;height:1.5pt" o:hralign="center" o:hrstd="t" o:hr="t" fillcolor="#a0a0a0" stroked="f"/>
         </w:pict>
       </w:r>
     </w:p>
@@ -3590,13 +3560,8 @@
           <w:numId w:val="4"/>
         </w:numPr>
       </w:pPr>
-      <w:proofErr w:type="spellStart"/>
-      <w:r>
-        <w:t>analyzes</w:t>
-      </w:r>
-      <w:proofErr w:type="spellEnd"/>
-      <w:r>
-        <w:t xml:space="preserve"> possible moves</w:t>
+      <w:r>
+        <w:t>analyzes possible moves</w:t>
       </w:r>
     </w:p>
     <w:p>
@@ -3639,7 +3604,7 @@
     <w:p>
       <w:r>
         <w:pict w14:anchorId="592F928C">
-          <v:rect id="_x0000_i1342" style="width:0;height:1.5pt" o:hralign="center" o:hrstd="t" o:hr="t" fillcolor="#a0a0a0" stroked="f"/>
+          <v:rect id="_x0000_i1049" style="width:0;height:1.5pt" o:hralign="center" o:hrstd="t" o:hr="t" fillcolor="#a0a0a0" stroked="f"/>
         </w:pict>
       </w:r>
     </w:p>
@@ -3745,7 +3710,7 @@
       <w:r>
         <w:lastRenderedPageBreak/>
         <w:pict w14:anchorId="1115FA33">
-          <v:rect id="_x0000_i1343" style="width:0;height:1.5pt" o:hralign="center" o:hrstd="t" o:hr="t" fillcolor="#a0a0a0" stroked="f"/>
+          <v:rect id="_x0000_i1050" style="width:0;height:1.5pt" o:hralign="center" o:hrstd="t" o:hr="t" fillcolor="#a0a0a0" stroked="f"/>
         </w:pict>
       </w:r>
     </w:p>
@@ -3915,7 +3880,7 @@
     <w:p>
       <w:r>
         <w:pict w14:anchorId="132C3B3D">
-          <v:rect id="_x0000_i1344" style="width:0;height:1.5pt" o:hralign="center" o:hrstd="t" o:hr="t" fillcolor="#a0a0a0" stroked="f"/>
+          <v:rect id="_x0000_i1051" style="width:0;height:1.5pt" o:hralign="center" o:hrstd="t" o:hr="t" fillcolor="#a0a0a0" stroked="f"/>
         </w:pict>
       </w:r>
     </w:p>
@@ -3952,7 +3917,7 @@
     <w:p>
       <w:r>
         <w:pict w14:anchorId="22E95C4B">
-          <v:rect id="_x0000_i1345" style="width:0;height:1.5pt" o:hralign="center" o:hrstd="t" o:hr="t" fillcolor="#a0a0a0" stroked="f"/>
+          <v:rect id="_x0000_i1052" style="width:0;height:1.5pt" o:hralign="center" o:hrstd="t" o:hr="t" fillcolor="#a0a0a0" stroked="f"/>
         </w:pict>
       </w:r>
     </w:p>
@@ -4133,7 +4098,7 @@
     <w:p>
       <w:r>
         <w:pict w14:anchorId="6D866782">
-          <v:rect id="_x0000_i1346" style="width:0;height:1.5pt" o:hralign="center" o:hrstd="t" o:hr="t" fillcolor="#a0a0a0" stroked="f"/>
+          <v:rect id="_x0000_i1053" style="width:0;height:1.5pt" o:hralign="center" o:hrstd="t" o:hr="t" fillcolor="#a0a0a0" stroked="f"/>
         </w:pict>
       </w:r>
     </w:p>
@@ -4314,7 +4279,7 @@
     <w:p>
       <w:r>
         <w:pict w14:anchorId="583DE441">
-          <v:rect id="_x0000_i1347" style="width:0;height:1.5pt" o:hralign="center" o:hrstd="t" o:hr="t" fillcolor="#a0a0a0" stroked="f"/>
+          <v:rect id="_x0000_i1054" style="width:0;height:1.5pt" o:hralign="center" o:hrstd="t" o:hr="t" fillcolor="#a0a0a0" stroked="f"/>
         </w:pict>
       </w:r>
     </w:p>
@@ -4495,7 +4460,7 @@
     <w:p>
       <w:r>
         <w:pict w14:anchorId="596A7F88">
-          <v:rect id="_x0000_i1348" style="width:0;height:1.5pt" o:hralign="center" o:hrstd="t" o:hr="t" fillcolor="#a0a0a0" stroked="f"/>
+          <v:rect id="_x0000_i1055" style="width:0;height:1.5pt" o:hralign="center" o:hrstd="t" o:hr="t" fillcolor="#a0a0a0" stroked="f"/>
         </w:pict>
       </w:r>
     </w:p>
@@ -4676,7 +4641,7 @@
     <w:p>
       <w:r>
         <w:pict w14:anchorId="65AB7027">
-          <v:rect id="_x0000_i1349" style="width:0;height:1.5pt" o:hralign="center" o:hrstd="t" o:hr="t" fillcolor="#a0a0a0" stroked="f"/>
+          <v:rect id="_x0000_i1056" style="width:0;height:1.5pt" o:hralign="center" o:hrstd="t" o:hr="t" fillcolor="#a0a0a0" stroked="f"/>
         </w:pict>
       </w:r>
     </w:p>
@@ -4879,7 +4844,7 @@
     <w:p>
       <w:r>
         <w:pict w14:anchorId="7CFA69A5">
-          <v:rect id="_x0000_i1350" style="width:0;height:1.5pt" o:hralign="center" o:hrstd="t" o:hr="t" fillcolor="#a0a0a0" stroked="f"/>
+          <v:rect id="_x0000_i1057" style="width:0;height:1.5pt" o:hralign="center" o:hrstd="t" o:hr="t" fillcolor="#a0a0a0" stroked="f"/>
         </w:pict>
       </w:r>
     </w:p>
@@ -4906,7 +4871,7 @@
     <w:p>
       <w:r>
         <w:pict w14:anchorId="2DB3EB35">
-          <v:rect id="_x0000_i1351" style="width:0;height:1.5pt" o:hralign="center" o:hrstd="t" o:hr="t" fillcolor="#a0a0a0" stroked="f"/>
+          <v:rect id="_x0000_i1058" style="width:0;height:1.5pt" o:hralign="center" o:hrstd="t" o:hr="t" fillcolor="#a0a0a0" stroked="f"/>
         </w:pict>
       </w:r>
     </w:p>
@@ -4970,7 +4935,7 @@
     <w:p>
       <w:r>
         <w:pict w14:anchorId="6A532B4A">
-          <v:rect id="_x0000_i1352" style="width:0;height:1.5pt" o:hralign="center" o:hrstd="t" o:hr="t" fillcolor="#a0a0a0" stroked="f"/>
+          <v:rect id="_x0000_i1059" style="width:0;height:1.5pt" o:hralign="center" o:hrstd="t" o:hr="t" fillcolor="#a0a0a0" stroked="f"/>
         </w:pict>
       </w:r>
     </w:p>
@@ -5023,7 +4988,7 @@
     <w:p>
       <w:r>
         <w:pict w14:anchorId="13B0AA53">
-          <v:rect id="_x0000_i1353" style="width:0;height:1.5pt" o:hralign="center" o:hrstd="t" o:hr="t" fillcolor="#a0a0a0" stroked="f"/>
+          <v:rect id="_x0000_i1060" style="width:0;height:1.5pt" o:hralign="center" o:hrstd="t" o:hr="t" fillcolor="#a0a0a0" stroked="f"/>
         </w:pict>
       </w:r>
     </w:p>
@@ -5075,7 +5040,7 @@
     <w:p>
       <w:r>
         <w:pict w14:anchorId="7B82EFF7">
-          <v:rect id="_x0000_i1354" style="width:0;height:1.5pt" o:hralign="center" o:hrstd="t" o:hr="t" fillcolor="#a0a0a0" stroked="f"/>
+          <v:rect id="_x0000_i1061" style="width:0;height:1.5pt" o:hralign="center" o:hrstd="t" o:hr="t" fillcolor="#a0a0a0" stroked="f"/>
         </w:pict>
       </w:r>
     </w:p>
@@ -5231,7 +5196,7 @@
     <w:p>
       <w:r>
         <w:pict w14:anchorId="693CD150">
-          <v:rect id="_x0000_i1355" style="width:0;height:1.5pt" o:hralign="center" o:hrstd="t" o:hr="t" fillcolor="#a0a0a0" stroked="f"/>
+          <v:rect id="_x0000_i1062" style="width:0;height:1.5pt" o:hralign="center" o:hrstd="t" o:hr="t" fillcolor="#a0a0a0" stroked="f"/>
         </w:pict>
       </w:r>
     </w:p>
@@ -5268,7 +5233,7 @@
     <w:p>
       <w:r>
         <w:pict w14:anchorId="5D36CA32">
-          <v:rect id="_x0000_i1356" style="width:0;height:1.5pt" o:hralign="center" o:hrstd="t" o:hr="t" fillcolor="#a0a0a0" stroked="f"/>
+          <v:rect id="_x0000_i1063" style="width:0;height:1.5pt" o:hralign="center" o:hrstd="t" o:hr="t" fillcolor="#a0a0a0" stroked="f"/>
         </w:pict>
       </w:r>
     </w:p>
@@ -5505,7 +5470,7 @@
     <w:p>
       <w:r>
         <w:pict w14:anchorId="19F7BBBB">
-          <v:rect id="_x0000_i1357" style="width:0;height:1.5pt" o:hralign="center" o:hrstd="t" o:hr="t" fillcolor="#a0a0a0" stroked="f"/>
+          <v:rect id="_x0000_i1064" style="width:0;height:1.5pt" o:hralign="center" o:hrstd="t" o:hr="t" fillcolor="#a0a0a0" stroked="f"/>
         </w:pict>
       </w:r>
     </w:p>
@@ -5603,7 +5568,7 @@
     <w:p>
       <w:r>
         <w:pict w14:anchorId="4FE9A70F">
-          <v:rect id="_x0000_i1358" style="width:0;height:1.5pt" o:hralign="center" o:hrstd="t" o:hr="t" fillcolor="#a0a0a0" stroked="f"/>
+          <v:rect id="_x0000_i1065" style="width:0;height:1.5pt" o:hralign="center" o:hrstd="t" o:hr="t" fillcolor="#a0a0a0" stroked="f"/>
         </w:pict>
       </w:r>
     </w:p>
@@ -5793,7 +5758,7 @@
     <w:p>
       <w:r>
         <w:pict w14:anchorId="51BAD825">
-          <v:rect id="_x0000_i1359" style="width:0;height:1.5pt" o:hralign="center" o:hrstd="t" o:hr="t" fillcolor="#a0a0a0" stroked="f"/>
+          <v:rect id="_x0000_i1066" style="width:0;height:1.5pt" o:hralign="center" o:hrstd="t" o:hr="t" fillcolor="#a0a0a0" stroked="f"/>
         </w:pict>
       </w:r>
     </w:p>
@@ -5869,7 +5834,7 @@
     <w:p>
       <w:r>
         <w:pict w14:anchorId="0802DA49">
-          <v:rect id="_x0000_i1360" style="width:0;height:1.5pt" o:hralign="center" o:hrstd="t" o:hr="t" fillcolor="#a0a0a0" stroked="f"/>
+          <v:rect id="_x0000_i1067" style="width:0;height:1.5pt" o:hralign="center" o:hrstd="t" o:hr="t" fillcolor="#a0a0a0" stroked="f"/>
         </w:pict>
       </w:r>
     </w:p>
@@ -6054,7 +6019,7 @@
     <w:p>
       <w:r>
         <w:pict w14:anchorId="707CEA00">
-          <v:rect id="_x0000_i1361" style="width:0;height:1.5pt" o:hralign="center" o:hrstd="t" o:hr="t" fillcolor="#a0a0a0" stroked="f"/>
+          <v:rect id="_x0000_i1068" style="width:0;height:1.5pt" o:hralign="center" o:hrstd="t" o:hr="t" fillcolor="#a0a0a0" stroked="f"/>
         </w:pict>
       </w:r>
     </w:p>
@@ -6244,7 +6209,7 @@
     <w:p>
       <w:r>
         <w:pict w14:anchorId="0329E6C8">
-          <v:rect id="_x0000_i1362" style="width:0;height:1.5pt" o:hralign="center" o:hrstd="t" o:hr="t" fillcolor="#a0a0a0" stroked="f"/>
+          <v:rect id="_x0000_i1069" style="width:0;height:1.5pt" o:hralign="center" o:hrstd="t" o:hr="t" fillcolor="#a0a0a0" stroked="f"/>
         </w:pict>
       </w:r>
     </w:p>
@@ -6452,21 +6417,12 @@
       <w:r>
         <w:t xml:space="preserve">Game playing demonstrates how AI systems can </w:t>
       </w:r>
-      <w:proofErr w:type="spellStart"/>
-      <w:r>
-        <w:rPr>
-          <w:b/>
-          <w:bCs/>
-        </w:rPr>
-        <w:t>analyze</w:t>
-      </w:r>
-      <w:proofErr w:type="spellEnd"/>
-      <w:r>
-        <w:rPr>
-          <w:b/>
-          <w:bCs/>
-        </w:rPr>
-        <w:t xml:space="preserve"> complex situations, predict outcomes, and make optimal strategic decisions</w:t>
+      <w:r>
+        <w:rPr>
+          <w:b/>
+          <w:bCs/>
+        </w:rPr>
+        <w:t>analyze complex situations, predict outcomes, and make optimal strategic decisions</w:t>
       </w:r>
       <w:r>
         <w:t>.</w:t>
@@ -6556,7 +6512,7 @@
     <w:p>
       <w:r>
         <w:pict w14:anchorId="345977C6">
-          <v:rect id="_x0000_i1493" style="width:0;height:1.5pt" o:hralign="center" o:hrstd="t" o:hr="t" fillcolor="#a0a0a0" stroked="f"/>
+          <v:rect id="_x0000_i1070" style="width:0;height:1.5pt" o:hralign="center" o:hrstd="t" o:hr="t" fillcolor="#a0a0a0" stroked="f"/>
         </w:pict>
       </w:r>
     </w:p>
@@ -6793,7 +6749,7 @@
     <w:p>
       <w:r>
         <w:pict w14:anchorId="6754C26A">
-          <v:rect id="_x0000_i1494" style="width:0;height:1.5pt" o:hralign="center" o:hrstd="t" o:hr="t" fillcolor="#a0a0a0" stroked="f"/>
+          <v:rect id="_x0000_i1071" style="width:0;height:1.5pt" o:hralign="center" o:hrstd="t" o:hr="t" fillcolor="#a0a0a0" stroked="f"/>
         </w:pict>
       </w:r>
     </w:p>
@@ -6885,7 +6841,7 @@
     <w:p>
       <w:r>
         <w:pict w14:anchorId="39B35465">
-          <v:rect id="_x0000_i1495" style="width:0;height:1.5pt" o:hralign="center" o:hrstd="t" o:hr="t" fillcolor="#a0a0a0" stroked="f"/>
+          <v:rect id="_x0000_i1072" style="width:0;height:1.5pt" o:hralign="center" o:hrstd="t" o:hr="t" fillcolor="#a0a0a0" stroked="f"/>
         </w:pict>
       </w:r>
     </w:p>
@@ -6963,7 +6919,7 @@
     <w:p>
       <w:r>
         <w:pict w14:anchorId="2FB97225">
-          <v:rect id="_x0000_i1496" style="width:0;height:1.5pt" o:hralign="center" o:hrstd="t" o:hr="t" fillcolor="#a0a0a0" stroked="f"/>
+          <v:rect id="_x0000_i1073" style="width:0;height:1.5pt" o:hralign="center" o:hrstd="t" o:hr="t" fillcolor="#a0a0a0" stroked="f"/>
         </w:pict>
       </w:r>
     </w:p>
@@ -7159,7 +7115,7 @@
     <w:p>
       <w:r>
         <w:pict w14:anchorId="785CCBE8">
-          <v:rect id="_x0000_i1497" style="width:0;height:1.5pt" o:hralign="center" o:hrstd="t" o:hr="t" fillcolor="#a0a0a0" stroked="f"/>
+          <v:rect id="_x0000_i1074" style="width:0;height:1.5pt" o:hralign="center" o:hrstd="t" o:hr="t" fillcolor="#a0a0a0" stroked="f"/>
         </w:pict>
       </w:r>
     </w:p>
@@ -7217,7 +7173,7 @@
     <w:p>
       <w:r>
         <w:pict w14:anchorId="1B0774A6">
-          <v:rect id="_x0000_i1498" style="width:0;height:1.5pt" o:hralign="center" o:hrstd="t" o:hr="t" fillcolor="#a0a0a0" stroked="f"/>
+          <v:rect id="_x0000_i1075" style="width:0;height:1.5pt" o:hralign="center" o:hrstd="t" o:hr="t" fillcolor="#a0a0a0" stroked="f"/>
         </w:pict>
       </w:r>
     </w:p>
@@ -7418,7 +7374,7 @@
     <w:p>
       <w:r>
         <w:pict w14:anchorId="0812D767">
-          <v:rect id="_x0000_i1499" style="width:0;height:1.5pt" o:hralign="center" o:hrstd="t" o:hr="t" fillcolor="#a0a0a0" stroked="f"/>
+          <v:rect id="_x0000_i1076" style="width:0;height:1.5pt" o:hralign="center" o:hrstd="t" o:hr="t" fillcolor="#a0a0a0" stroked="f"/>
         </w:pict>
       </w:r>
     </w:p>
@@ -7476,7 +7432,7 @@
     <w:p>
       <w:r>
         <w:pict w14:anchorId="55DE4EC0">
-          <v:rect id="_x0000_i1500" style="width:0;height:1.5pt" o:hralign="center" o:hrstd="t" o:hr="t" fillcolor="#a0a0a0" stroked="f"/>
+          <v:rect id="_x0000_i1077" style="width:0;height:1.5pt" o:hralign="center" o:hrstd="t" o:hr="t" fillcolor="#a0a0a0" stroked="f"/>
         </w:pict>
       </w:r>
     </w:p>
@@ -7676,7 +7632,7 @@
     <w:p>
       <w:r>
         <w:pict w14:anchorId="4C800EC4">
-          <v:rect id="_x0000_i1501" style="width:0;height:1.5pt" o:hralign="center" o:hrstd="t" o:hr="t" fillcolor="#a0a0a0" stroked="f"/>
+          <v:rect id="_x0000_i1078" style="width:0;height:1.5pt" o:hralign="center" o:hrstd="t" o:hr="t" fillcolor="#a0a0a0" stroked="f"/>
         </w:pict>
       </w:r>
     </w:p>
@@ -7729,13 +7685,8 @@
       </w:r>
       <w:r>
         <w:br/>
-        <w:t xml:space="preserve">            MIN     </w:t>
-      </w:r>
-      <w:proofErr w:type="spellStart"/>
-      <w:r>
-        <w:t>MIN</w:t>
-      </w:r>
-      <w:proofErr w:type="spellEnd"/>
+        <w:t xml:space="preserve">            MIN     MIN</w:t>
+      </w:r>
       <w:r>
         <w:br/>
         <w:t xml:space="preserve">           /   \   </w:t>
@@ -7806,7 +7757,7 @@
     <w:p>
       <w:r>
         <w:pict w14:anchorId="67C34812">
-          <v:rect id="_x0000_i1502" style="width:0;height:1.5pt" o:hralign="center" o:hrstd="t" o:hr="t" fillcolor="#a0a0a0" stroked="f"/>
+          <v:rect id="_x0000_i1079" style="width:0;height:1.5pt" o:hralign="center" o:hrstd="t" o:hr="t" fillcolor="#a0a0a0" stroked="f"/>
         </w:pict>
       </w:r>
     </w:p>
@@ -8048,7 +7999,7 @@
     <w:p>
       <w:r>
         <w:pict w14:anchorId="49B0D6B2">
-          <v:rect id="_x0000_i1503" style="width:0;height:1.5pt" o:hralign="center" o:hrstd="t" o:hr="t" fillcolor="#a0a0a0" stroked="f"/>
+          <v:rect id="_x0000_i1080" style="width:0;height:1.5pt" o:hralign="center" o:hrstd="t" o:hr="t" fillcolor="#a0a0a0" stroked="f"/>
         </w:pict>
       </w:r>
     </w:p>
@@ -8107,7 +8058,7 @@
     <w:p>
       <w:r>
         <w:pict w14:anchorId="202943AE">
-          <v:rect id="_x0000_i1504" style="width:0;height:1.5pt" o:hralign="center" o:hrstd="t" o:hr="t" fillcolor="#a0a0a0" stroked="f"/>
+          <v:rect id="_x0000_i1081" style="width:0;height:1.5pt" o:hralign="center" o:hrstd="t" o:hr="t" fillcolor="#a0a0a0" stroked="f"/>
         </w:pict>
       </w:r>
     </w:p>
@@ -8129,15 +8080,7 @@
     <w:p>
       <w:r>
         <w:lastRenderedPageBreak/>
-        <w:t xml:space="preserve">function MINIMAX(node, depth, </w:t>
-      </w:r>
-      <w:proofErr w:type="spellStart"/>
-      <w:r>
-        <w:t>maximizingPlayer</w:t>
-      </w:r>
-      <w:proofErr w:type="spellEnd"/>
-      <w:r>
-        <w:t>):</w:t>
+        <w:t>function MINIMAX(node, depth, maximizingPlayer):</w:t>
       </w:r>
       <w:r>
         <w:br/>
@@ -8155,13 +8098,8 @@
       </w:r>
       <w:r>
         <w:br/>
-        <w:t xml:space="preserve">if </w:t>
-      </w:r>
-      <w:proofErr w:type="spellStart"/>
-      <w:r>
-        <w:t>maximizingPlayer</w:t>
-      </w:r>
-      <w:proofErr w:type="spellEnd"/>
+        <w:t>if maximizingPlayer</w:t>
+      </w:r>
       <w:r>
         <w:br/>
         <w:t xml:space="preserve">    best = -∞</w:t>
@@ -8205,7 +8143,7 @@
     <w:p>
       <w:r>
         <w:pict w14:anchorId="6A163BF5">
-          <v:rect id="_x0000_i1505" style="width:0;height:1.5pt" o:hralign="center" o:hrstd="t" o:hr="t" fillcolor="#a0a0a0" stroked="f"/>
+          <v:rect id="_x0000_i1082" style="width:0;height:1.5pt" o:hralign="center" o:hrstd="t" o:hr="t" fillcolor="#a0a0a0" stroked="f"/>
         </w:pict>
       </w:r>
     </w:p>
@@ -8257,7 +8195,7 @@
     <w:p>
       <w:r>
         <w:pict w14:anchorId="7207065C">
-          <v:rect id="_x0000_i1506" style="width:0;height:1.5pt" o:hralign="center" o:hrstd="t" o:hr="t" fillcolor="#a0a0a0" stroked="f"/>
+          <v:rect id="_x0000_i1083" style="width:0;height:1.5pt" o:hralign="center" o:hrstd="t" o:hr="t" fillcolor="#a0a0a0" stroked="f"/>
         </w:pict>
       </w:r>
     </w:p>
@@ -8354,7 +8292,7 @@
     <w:p>
       <w:r>
         <w:pict w14:anchorId="128BE7E4">
-          <v:rect id="_x0000_i1507" style="width:0;height:1.5pt" o:hralign="center" o:hrstd="t" o:hr="t" fillcolor="#a0a0a0" stroked="f"/>
+          <v:rect id="_x0000_i1084" style="width:0;height:1.5pt" o:hralign="center" o:hrstd="t" o:hr="t" fillcolor="#a0a0a0" stroked="f"/>
         </w:pict>
       </w:r>
     </w:p>
@@ -8556,7 +8494,7 @@
     <w:p>
       <w:r>
         <w:pict w14:anchorId="1C4BE208">
-          <v:rect id="_x0000_i1508" style="width:0;height:1.5pt" o:hralign="center" o:hrstd="t" o:hr="t" fillcolor="#a0a0a0" stroked="f"/>
+          <v:rect id="_x0000_i1085" style="width:0;height:1.5pt" o:hralign="center" o:hrstd="t" o:hr="t" fillcolor="#a0a0a0" stroked="f"/>
         </w:pict>
       </w:r>
     </w:p>
@@ -8748,7 +8686,7 @@
     <w:p>
       <w:r>
         <w:pict w14:anchorId="262B1C55">
-          <v:rect id="_x0000_i1509" style="width:0;height:1.5pt" o:hralign="center" o:hrstd="t" o:hr="t" fillcolor="#a0a0a0" stroked="f"/>
+          <v:rect id="_x0000_i1086" style="width:0;height:1.5pt" o:hralign="center" o:hrstd="t" o:hr="t" fillcolor="#a0a0a0" stroked="f"/>
         </w:pict>
       </w:r>
     </w:p>
@@ -8996,23 +8934,7 @@
           <w:b/>
           <w:bCs/>
         </w:rPr>
-        <w:t xml:space="preserve">make optimal strategic decisions by </w:t>
-      </w:r>
-      <w:proofErr w:type="spellStart"/>
-      <w:r>
-        <w:rPr>
-          <w:b/>
-          <w:bCs/>
-        </w:rPr>
-        <w:t>analyzing</w:t>
-      </w:r>
-      <w:proofErr w:type="spellEnd"/>
-      <w:r>
-        <w:rPr>
-          <w:b/>
-          <w:bCs/>
-        </w:rPr>
-        <w:t xml:space="preserve"> future game states and anticipating opponent moves</w:t>
+        <w:t>make optimal strategic decisions by analyzing future game states and anticipating opponent moves</w:t>
       </w:r>
       <w:r>
         <w:t>.</w:t>
@@ -9088,7 +9010,7 @@
     <w:p>
       <w:r>
         <w:pict w14:anchorId="31712A86">
-          <v:rect id="_x0000_i1668" style="width:0;height:1.5pt" o:hralign="center" o:hrstd="t" o:hr="t" fillcolor="#a0a0a0" stroked="f"/>
+          <v:rect id="_x0000_i1087" style="width:0;height:1.5pt" o:hralign="center" o:hrstd="t" o:hr="t" fillcolor="#a0a0a0" stroked="f"/>
         </w:pict>
       </w:r>
     </w:p>
@@ -9326,7 +9248,7 @@
     <w:p>
       <w:r>
         <w:pict w14:anchorId="5D792B1F">
-          <v:rect id="_x0000_i1669" style="width:0;height:1.5pt" o:hralign="center" o:hrstd="t" o:hr="t" fillcolor="#a0a0a0" stroked="f"/>
+          <v:rect id="_x0000_i1088" style="width:0;height:1.5pt" o:hralign="center" o:hrstd="t" o:hr="t" fillcolor="#a0a0a0" stroked="f"/>
         </w:pict>
       </w:r>
     </w:p>
@@ -9405,7 +9327,7 @@
     <w:p>
       <w:r>
         <w:pict w14:anchorId="0C78394E">
-          <v:rect id="_x0000_i1670" style="width:0;height:1.5pt" o:hralign="center" o:hrstd="t" o:hr="t" fillcolor="#a0a0a0" stroked="f"/>
+          <v:rect id="_x0000_i1089" style="width:0;height:1.5pt" o:hralign="center" o:hrstd="t" o:hr="t" fillcolor="#a0a0a0" stroked="f"/>
         </w:pict>
       </w:r>
     </w:p>
@@ -9570,7 +9492,7 @@
     <w:p>
       <w:r>
         <w:pict w14:anchorId="7B3B0E2B">
-          <v:rect id="_x0000_i1671" style="width:0;height:1.5pt" o:hralign="center" o:hrstd="t" o:hr="t" fillcolor="#a0a0a0" stroked="f"/>
+          <v:rect id="_x0000_i1090" style="width:0;height:1.5pt" o:hralign="center" o:hrstd="t" o:hr="t" fillcolor="#a0a0a0" stroked="f"/>
         </w:pict>
       </w:r>
     </w:p>
@@ -9623,13 +9545,8 @@
         <w:t xml:space="preserve">  </w:t>
       </w:r>
       <w:r>
-        <w:t xml:space="preserve">   </w:t>
-      </w:r>
-      <w:proofErr w:type="spellStart"/>
-      <w:r>
-        <w:t>MIN</w:t>
-      </w:r>
-      <w:proofErr w:type="spellEnd"/>
+        <w:t xml:space="preserve">   MIN</w:t>
+      </w:r>
       <w:r>
         <w:br/>
         <w:t xml:space="preserve">    /  \  </w:t>
@@ -9684,7 +9601,7 @@
     <w:p>
       <w:r>
         <w:pict w14:anchorId="239B879A">
-          <v:rect id="_x0000_i1672" style="width:0;height:1.5pt" o:hralign="center" o:hrstd="t" o:hr="t" fillcolor="#a0a0a0" stroked="f"/>
+          <v:rect id="_x0000_i1091" style="width:0;height:1.5pt" o:hralign="center" o:hrstd="t" o:hr="t" fillcolor="#a0a0a0" stroked="f"/>
         </w:pict>
       </w:r>
     </w:p>
@@ -9763,7 +9680,7 @@
     <w:p>
       <w:r>
         <w:pict w14:anchorId="20ADDBB7">
-          <v:rect id="_x0000_i1673" style="width:0;height:1.5pt" o:hralign="center" o:hrstd="t" o:hr="t" fillcolor="#a0a0a0" stroked="f"/>
+          <v:rect id="_x0000_i1092" style="width:0;height:1.5pt" o:hralign="center" o:hrstd="t" o:hr="t" fillcolor="#a0a0a0" stroked="f"/>
         </w:pict>
       </w:r>
     </w:p>
@@ -9791,7 +9708,7 @@
     <w:p>
       <w:r>
         <w:pict w14:anchorId="48D2BADF">
-          <v:rect id="_x0000_i1674" style="width:0;height:1.5pt" o:hralign="center" o:hrstd="t" o:hr="t" fillcolor="#a0a0a0" stroked="f"/>
+          <v:rect id="_x0000_i1093" style="width:0;height:1.5pt" o:hralign="center" o:hrstd="t" o:hr="t" fillcolor="#a0a0a0" stroked="f"/>
         </w:pict>
       </w:r>
     </w:p>
@@ -9850,7 +9767,7 @@
     <w:p>
       <w:r>
         <w:pict w14:anchorId="5757CA1D">
-          <v:rect id="_x0000_i1675" style="width:0;height:1.5pt" o:hralign="center" o:hrstd="t" o:hr="t" fillcolor="#a0a0a0" stroked="f"/>
+          <v:rect id="_x0000_i1094" style="width:0;height:1.5pt" o:hralign="center" o:hrstd="t" o:hr="t" fillcolor="#a0a0a0" stroked="f"/>
         </w:pict>
       </w:r>
     </w:p>
@@ -9929,7 +9846,7 @@
     <w:p>
       <w:r>
         <w:pict w14:anchorId="5DF190DA">
-          <v:rect id="_x0000_i1676" style="width:0;height:1.5pt" o:hralign="center" o:hrstd="t" o:hr="t" fillcolor="#a0a0a0" stroked="f"/>
+          <v:rect id="_x0000_i1095" style="width:0;height:1.5pt" o:hralign="center" o:hrstd="t" o:hr="t" fillcolor="#a0a0a0" stroked="f"/>
         </w:pict>
       </w:r>
     </w:p>
@@ -9956,7 +9873,7 @@
     <w:p>
       <w:r>
         <w:pict w14:anchorId="174EDEA1">
-          <v:rect id="_x0000_i1677" style="width:0;height:1.5pt" o:hralign="center" o:hrstd="t" o:hr="t" fillcolor="#a0a0a0" stroked="f"/>
+          <v:rect id="_x0000_i1096" style="width:0;height:1.5pt" o:hralign="center" o:hrstd="t" o:hr="t" fillcolor="#a0a0a0" stroked="f"/>
         </w:pict>
       </w:r>
     </w:p>
@@ -10015,7 +9932,7 @@
     <w:p>
       <w:r>
         <w:pict w14:anchorId="47BF7B63">
-          <v:rect id="_x0000_i1678" style="width:0;height:1.5pt" o:hralign="center" o:hrstd="t" o:hr="t" fillcolor="#a0a0a0" stroked="f"/>
+          <v:rect id="_x0000_i1097" style="width:0;height:1.5pt" o:hralign="center" o:hrstd="t" o:hr="t" fillcolor="#a0a0a0" stroked="f"/>
         </w:pict>
       </w:r>
     </w:p>
@@ -10089,7 +10006,7 @@
     <w:p>
       <w:r>
         <w:pict w14:anchorId="17ED67F3">
-          <v:rect id="_x0000_i1679" style="width:0;height:1.5pt" o:hralign="center" o:hrstd="t" o:hr="t" fillcolor="#a0a0a0" stroked="f"/>
+          <v:rect id="_x0000_i1098" style="width:0;height:1.5pt" o:hralign="center" o:hrstd="t" o:hr="t" fillcolor="#a0a0a0" stroked="f"/>
         </w:pict>
       </w:r>
     </w:p>
@@ -10154,13 +10071,8 @@
         <w:t xml:space="preserve"> </w:t>
       </w:r>
       <w:r>
-        <w:t xml:space="preserve">    </w:t>
-      </w:r>
-      <w:proofErr w:type="spellStart"/>
-      <w:r>
-        <w:t>MIN</w:t>
-      </w:r>
-      <w:proofErr w:type="spellEnd"/>
+        <w:t xml:space="preserve">    MIN</w:t>
+      </w:r>
       <w:r>
         <w:br/>
         <w:t xml:space="preserve">         </w:t>
@@ -10282,7 +10194,7 @@
     <w:p>
       <w:r>
         <w:pict w14:anchorId="09B986BC">
-          <v:rect id="_x0000_i1680" style="width:0;height:1.5pt" o:hralign="center" o:hrstd="t" o:hr="t" fillcolor="#a0a0a0" stroked="f"/>
+          <v:rect id="_x0000_i1099" style="width:0;height:1.5pt" o:hralign="center" o:hrstd="t" o:hr="t" fillcolor="#a0a0a0" stroked="f"/>
         </w:pict>
       </w:r>
     </w:p>
@@ -10335,13 +10247,8 @@
         <w:t xml:space="preserve">  </w:t>
       </w:r>
       <w:r>
-        <w:t xml:space="preserve">  </w:t>
-      </w:r>
-      <w:proofErr w:type="spellStart"/>
-      <w:r>
-        <w:t>MIN</w:t>
-      </w:r>
-      <w:proofErr w:type="spellEnd"/>
+        <w:t xml:space="preserve">  MIN</w:t>
+      </w:r>
       <w:r>
         <w:br/>
         <w:t xml:space="preserve">       /  \   </w:t>
@@ -10422,7 +10329,7 @@
     <w:p>
       <w:r>
         <w:pict w14:anchorId="2D728947">
-          <v:rect id="_x0000_i1681" style="width:0;height:1.5pt" o:hralign="center" o:hrstd="t" o:hr="t" fillcolor="#a0a0a0" stroked="f"/>
+          <v:rect id="_x0000_i1100" style="width:0;height:1.5pt" o:hralign="center" o:hrstd="t" o:hr="t" fillcolor="#a0a0a0" stroked="f"/>
         </w:pict>
       </w:r>
     </w:p>
@@ -10459,7 +10366,7 @@
     <w:p>
       <w:r>
         <w:pict w14:anchorId="1E093E5D">
-          <v:rect id="_x0000_i1682" style="width:0;height:1.5pt" o:hralign="center" o:hrstd="t" o:hr="t" fillcolor="#a0a0a0" stroked="f"/>
+          <v:rect id="_x0000_i1101" style="width:0;height:1.5pt" o:hralign="center" o:hrstd="t" o:hr="t" fillcolor="#a0a0a0" stroked="f"/>
         </w:pict>
       </w:r>
     </w:p>
@@ -10697,7 +10604,7 @@
     <w:p>
       <w:r>
         <w:pict w14:anchorId="63AA39E5">
-          <v:rect id="_x0000_i1683" style="width:0;height:1.5pt" o:hralign="center" o:hrstd="t" o:hr="t" fillcolor="#a0a0a0" stroked="f"/>
+          <v:rect id="_x0000_i1102" style="width:0;height:1.5pt" o:hralign="center" o:hrstd="t" o:hr="t" fillcolor="#a0a0a0" stroked="f"/>
         </w:pict>
       </w:r>
     </w:p>
@@ -10718,15 +10625,7 @@
     </w:p>
     <w:p>
       <w:r>
-        <w:t xml:space="preserve">function AlphaBeta(node, depth, α, β, </w:t>
-      </w:r>
-      <w:proofErr w:type="spellStart"/>
-      <w:r>
-        <w:t>maximizingPlayer</w:t>
-      </w:r>
-      <w:proofErr w:type="spellEnd"/>
-      <w:r>
-        <w:t>):</w:t>
+        <w:t>function AlphaBeta(node, depth, α, β, maximizingPlayer):</w:t>
       </w:r>
       <w:r>
         <w:br/>
@@ -10744,13 +10643,8 @@
       </w:r>
       <w:r>
         <w:br/>
-        <w:t xml:space="preserve">if </w:t>
-      </w:r>
-      <w:proofErr w:type="spellStart"/>
-      <w:r>
-        <w:t>maximizingPlayer</w:t>
-      </w:r>
-      <w:proofErr w:type="spellEnd"/>
+        <w:t>if maximizingPlayer</w:t>
+      </w:r>
       <w:r>
         <w:br/>
         <w:t xml:space="preserve">    for each child</w:t>
@@ -10802,7 +10696,7 @@
     <w:p>
       <w:r>
         <w:pict w14:anchorId="147BE44E">
-          <v:rect id="_x0000_i1684" style="width:0;height:1.5pt" o:hralign="center" o:hrstd="t" o:hr="t" fillcolor="#a0a0a0" stroked="f"/>
+          <v:rect id="_x0000_i1103" style="width:0;height:1.5pt" o:hralign="center" o:hrstd="t" o:hr="t" fillcolor="#a0a0a0" stroked="f"/>
         </w:pict>
       </w:r>
     </w:p>
@@ -10856,7 +10750,7 @@
     <w:p>
       <w:r>
         <w:pict w14:anchorId="6FF23D34">
-          <v:rect id="_x0000_i1685" style="width:0;height:1.5pt" o:hralign="center" o:hrstd="t" o:hr="t" fillcolor="#a0a0a0" stroked="f"/>
+          <v:rect id="_x0000_i1104" style="width:0;height:1.5pt" o:hralign="center" o:hrstd="t" o:hr="t" fillcolor="#a0a0a0" stroked="f"/>
         </w:pict>
       </w:r>
     </w:p>
@@ -11006,7 +10900,7 @@
     <w:p>
       <w:r>
         <w:pict w14:anchorId="3B22EEEC">
-          <v:rect id="_x0000_i1686" style="width:0;height:1.5pt" o:hralign="center" o:hrstd="t" o:hr="t" fillcolor="#a0a0a0" stroked="f"/>
+          <v:rect id="_x0000_i1105" style="width:0;height:1.5pt" o:hralign="center" o:hrstd="t" o:hr="t" fillcolor="#a0a0a0" stroked="f"/>
         </w:pict>
       </w:r>
     </w:p>
@@ -11177,7 +11071,7 @@
     <w:p>
       <w:r>
         <w:pict w14:anchorId="4634B777">
-          <v:rect id="_x0000_i1687" style="width:0;height:1.5pt" o:hralign="center" o:hrstd="t" o:hr="t" fillcolor="#a0a0a0" stroked="f"/>
+          <v:rect id="_x0000_i1106" style="width:0;height:1.5pt" o:hralign="center" o:hrstd="t" o:hr="t" fillcolor="#a0a0a0" stroked="f"/>
         </w:pict>
       </w:r>
     </w:p>
@@ -11312,7 +11206,7 @@
     <w:p>
       <w:r>
         <w:pict w14:anchorId="6F6F2100">
-          <v:rect id="_x0000_i1688" style="width:0;height:1.5pt" o:hralign="center" o:hrstd="t" o:hr="t" fillcolor="#a0a0a0" stroked="f"/>
+          <v:rect id="_x0000_i1107" style="width:0;height:1.5pt" o:hralign="center" o:hrstd="t" o:hr="t" fillcolor="#a0a0a0" stroked="f"/>
         </w:pict>
       </w:r>
     </w:p>
@@ -11497,7 +11391,7 @@
     <w:p>
       <w:r>
         <w:pict w14:anchorId="1551F5DD">
-          <v:rect id="_x0000_i1689" style="width:0;height:1.5pt" o:hralign="center" o:hrstd="t" o:hr="t" fillcolor="#a0a0a0" stroked="f"/>
+          <v:rect id="_x0000_i1108" style="width:0;height:1.5pt" o:hralign="center" o:hrstd="t" o:hr="t" fillcolor="#a0a0a0" stroked="f"/>
         </w:pict>
       </w:r>
     </w:p>
@@ -11749,7 +11643,7 @@
     <w:p>
       <w:r>
         <w:pict w14:anchorId="0451D251">
-          <v:rect id="_x0000_i1690" style="width:0;height:1.5pt" o:hralign="center" o:hrstd="t" o:hr="t" fillcolor="#a0a0a0" stroked="f"/>
+          <v:rect id="_x0000_i1109" style="width:0;height:1.5pt" o:hralign="center" o:hrstd="t" o:hr="t" fillcolor="#a0a0a0" stroked="f"/>
         </w:pict>
       </w:r>
     </w:p>
@@ -11847,7 +11741,7 @@
     <w:p>
       <w:r>
         <w:pict w14:anchorId="76B82C78">
-          <v:rect id="_x0000_i1948" style="width:0;height:1.5pt" o:hralign="center" o:hrstd="t" o:hr="t" fillcolor="#a0a0a0" stroked="f"/>
+          <v:rect id="_x0000_i1110" style="width:0;height:1.5pt" o:hralign="center" o:hrstd="t" o:hr="t" fillcolor="#a0a0a0" stroked="f"/>
         </w:pict>
       </w:r>
     </w:p>
@@ -12049,7 +11943,7 @@
     <w:p>
       <w:r>
         <w:pict w14:anchorId="128EF3C1">
-          <v:rect id="_x0000_i1949" style="width:0;height:1.5pt" o:hralign="center" o:hrstd="t" o:hr="t" fillcolor="#a0a0a0" stroked="f"/>
+          <v:rect id="_x0000_i1111" style="width:0;height:1.5pt" o:hralign="center" o:hrstd="t" o:hr="t" fillcolor="#a0a0a0" stroked="f"/>
         </w:pict>
       </w:r>
     </w:p>
@@ -12128,7 +12022,7 @@
     <w:p>
       <w:r>
         <w:pict w14:anchorId="1129E5D8">
-          <v:rect id="_x0000_i1950" style="width:0;height:1.5pt" o:hralign="center" o:hrstd="t" o:hr="t" fillcolor="#a0a0a0" stroked="f"/>
+          <v:rect id="_x0000_i1112" style="width:0;height:1.5pt" o:hralign="center" o:hrstd="t" o:hr="t" fillcolor="#a0a0a0" stroked="f"/>
         </w:pict>
       </w:r>
     </w:p>
@@ -12182,7 +12076,7 @@
     <w:p>
       <w:r>
         <w:pict w14:anchorId="0F6341D3">
-          <v:rect id="_x0000_i1951" style="width:0;height:1.5pt" o:hralign="center" o:hrstd="t" o:hr="t" fillcolor="#a0a0a0" stroked="f"/>
+          <v:rect id="_x0000_i1113" style="width:0;height:1.5pt" o:hralign="center" o:hrstd="t" o:hr="t" fillcolor="#a0a0a0" stroked="f"/>
         </w:pict>
       </w:r>
     </w:p>
@@ -12325,7 +12219,7 @@
     <w:p>
       <w:r>
         <w:pict w14:anchorId="6DE0F186">
-          <v:rect id="_x0000_i1952" style="width:0;height:1.5pt" o:hralign="center" o:hrstd="t" o:hr="t" fillcolor="#a0a0a0" stroked="f"/>
+          <v:rect id="_x0000_i1114" style="width:0;height:1.5pt" o:hralign="center" o:hrstd="t" o:hr="t" fillcolor="#a0a0a0" stroked="f"/>
         </w:pict>
       </w:r>
     </w:p>
@@ -12505,7 +12399,7 @@
     <w:p>
       <w:r>
         <w:pict w14:anchorId="699E9285">
-          <v:rect id="_x0000_i1953" style="width:0;height:1.5pt" o:hralign="center" o:hrstd="t" o:hr="t" fillcolor="#a0a0a0" stroked="f"/>
+          <v:rect id="_x0000_i1115" style="width:0;height:1.5pt" o:hralign="center" o:hrstd="t" o:hr="t" fillcolor="#a0a0a0" stroked="f"/>
         </w:pict>
       </w:r>
     </w:p>
@@ -12690,7 +12584,7 @@
     <w:p>
       <w:r>
         <w:pict w14:anchorId="0367E770">
-          <v:rect id="_x0000_i1954" style="width:0;height:1.5pt" o:hralign="center" o:hrstd="t" o:hr="t" fillcolor="#a0a0a0" stroked="f"/>
+          <v:rect id="_x0000_i1116" style="width:0;height:1.5pt" o:hralign="center" o:hrstd="t" o:hr="t" fillcolor="#a0a0a0" stroked="f"/>
         </w:pict>
       </w:r>
     </w:p>
@@ -12762,7 +12656,7 @@
     <w:p>
       <w:r>
         <w:pict w14:anchorId="4426757A">
-          <v:rect id="_x0000_i1955" style="width:0;height:1.5pt" o:hralign="center" o:hrstd="t" o:hr="t" fillcolor="#a0a0a0" stroked="f"/>
+          <v:rect id="_x0000_i1117" style="width:0;height:1.5pt" o:hralign="center" o:hrstd="t" o:hr="t" fillcolor="#a0a0a0" stroked="f"/>
         </w:pict>
       </w:r>
     </w:p>
@@ -12923,7 +12817,7 @@
     <w:p>
       <w:r>
         <w:pict w14:anchorId="12758F3B">
-          <v:rect id="_x0000_i1956" style="width:0;height:1.5pt" o:hralign="center" o:hrstd="t" o:hr="t" fillcolor="#a0a0a0" stroked="f"/>
+          <v:rect id="_x0000_i1118" style="width:0;height:1.5pt" o:hralign="center" o:hrstd="t" o:hr="t" fillcolor="#a0a0a0" stroked="f"/>
         </w:pict>
       </w:r>
     </w:p>
@@ -12972,7 +12866,7 @@
     <w:p>
       <w:r>
         <w:pict w14:anchorId="43048FF8">
-          <v:rect id="_x0000_i1957" style="width:0;height:1.5pt" o:hralign="center" o:hrstd="t" o:hr="t" fillcolor="#a0a0a0" stroked="f"/>
+          <v:rect id="_x0000_i1119" style="width:0;height:1.5pt" o:hralign="center" o:hrstd="t" o:hr="t" fillcolor="#a0a0a0" stroked="f"/>
         </w:pict>
       </w:r>
     </w:p>
@@ -13214,7 +13108,7 @@
     <w:p>
       <w:r>
         <w:pict w14:anchorId="2113E627">
-          <v:rect id="_x0000_i1958" style="width:0;height:1.5pt" o:hralign="center" o:hrstd="t" o:hr="t" fillcolor="#a0a0a0" stroked="f"/>
+          <v:rect id="_x0000_i1120" style="width:0;height:1.5pt" o:hralign="center" o:hrstd="t" o:hr="t" fillcolor="#a0a0a0" stroked="f"/>
         </w:pict>
       </w:r>
     </w:p>
@@ -13369,7 +13263,7 @@
     <w:p>
       <w:r>
         <w:pict w14:anchorId="13711D78">
-          <v:rect id="_x0000_i1959" style="width:0;height:1.5pt" o:hralign="center" o:hrstd="t" o:hr="t" fillcolor="#a0a0a0" stroked="f"/>
+          <v:rect id="_x0000_i1121" style="width:0;height:1.5pt" o:hralign="center" o:hrstd="t" o:hr="t" fillcolor="#a0a0a0" stroked="f"/>
         </w:pict>
       </w:r>
     </w:p>
@@ -13434,7 +13328,7 @@
     <w:p>
       <w:r>
         <w:pict w14:anchorId="75843A04">
-          <v:rect id="_x0000_i1960" style="width:0;height:1.5pt" o:hralign="center" o:hrstd="t" o:hr="t" fillcolor="#a0a0a0" stroked="f"/>
+          <v:rect id="_x0000_i1122" style="width:0;height:1.5pt" o:hralign="center" o:hrstd="t" o:hr="t" fillcolor="#a0a0a0" stroked="f"/>
         </w:pict>
       </w:r>
     </w:p>
@@ -13481,13 +13375,8 @@
         <w:t xml:space="preserve"> </w:t>
       </w:r>
       <w:r>
-        <w:t xml:space="preserve">  </w:t>
-      </w:r>
-      <w:proofErr w:type="spellStart"/>
-      <w:r>
-        <w:t>MIN</w:t>
-      </w:r>
-      <w:proofErr w:type="spellEnd"/>
+        <w:t xml:space="preserve">  MIN</w:t>
+      </w:r>
       <w:r>
         <w:br/>
         <w:t xml:space="preserve">       /  \   </w:t>
@@ -13532,7 +13421,7 @@
     <w:p>
       <w:r>
         <w:pict w14:anchorId="6CB298D9">
-          <v:rect id="_x0000_i1961" style="width:0;height:1.5pt" o:hralign="center" o:hrstd="t" o:hr="t" fillcolor="#a0a0a0" stroked="f"/>
+          <v:rect id="_x0000_i1123" style="width:0;height:1.5pt" o:hralign="center" o:hrstd="t" o:hr="t" fillcolor="#a0a0a0" stroked="f"/>
         </w:pict>
       </w:r>
     </w:p>
@@ -13702,7 +13591,7 @@
     <w:p>
       <w:r>
         <w:pict w14:anchorId="1A9E9E2B">
-          <v:rect id="_x0000_i1962" style="width:0;height:1.5pt" o:hralign="center" o:hrstd="t" o:hr="t" fillcolor="#a0a0a0" stroked="f"/>
+          <v:rect id="_x0000_i1124" style="width:0;height:1.5pt" o:hralign="center" o:hrstd="t" o:hr="t" fillcolor="#a0a0a0" stroked="f"/>
         </w:pict>
       </w:r>
     </w:p>
@@ -13837,7 +13726,7 @@
     <w:p>
       <w:r>
         <w:pict w14:anchorId="5226894C">
-          <v:rect id="_x0000_i1963" style="width:0;height:1.5pt" o:hralign="center" o:hrstd="t" o:hr="t" fillcolor="#a0a0a0" stroked="f"/>
+          <v:rect id="_x0000_i1125" style="width:0;height:1.5pt" o:hralign="center" o:hrstd="t" o:hr="t" fillcolor="#a0a0a0" stroked="f"/>
         </w:pict>
       </w:r>
     </w:p>
@@ -14060,7 +13949,7 @@
     <w:p>
       <w:r>
         <w:pict w14:anchorId="2B6E12DC">
-          <v:rect id="_x0000_i1964" style="width:0;height:1.5pt" o:hralign="center" o:hrstd="t" o:hr="t" fillcolor="#a0a0a0" stroked="f"/>
+          <v:rect id="_x0000_i1126" style="width:0;height:1.5pt" o:hralign="center" o:hrstd="t" o:hr="t" fillcolor="#a0a0a0" stroked="f"/>
         </w:pict>
       </w:r>
     </w:p>
@@ -14139,7 +14028,7 @@
     <w:p>
       <w:r>
         <w:pict w14:anchorId="38D64B21">
-          <v:rect id="_x0000_i1965" style="width:0;height:1.5pt" o:hralign="center" o:hrstd="t" o:hr="t" fillcolor="#a0a0a0" stroked="f"/>
+          <v:rect id="_x0000_i1127" style="width:0;height:1.5pt" o:hralign="center" o:hrstd="t" o:hr="t" fillcolor="#a0a0a0" stroked="f"/>
         </w:pict>
       </w:r>
     </w:p>
@@ -14356,7 +14245,7 @@
     <w:p>
       <w:r>
         <w:pict w14:anchorId="100CF63A">
-          <v:rect id="_x0000_i1966" style="width:0;height:1.5pt" o:hralign="center" o:hrstd="t" o:hr="t" fillcolor="#a0a0a0" stroked="f"/>
+          <v:rect id="_x0000_i1128" style="width:0;height:1.5pt" o:hralign="center" o:hrstd="t" o:hr="t" fillcolor="#a0a0a0" stroked="f"/>
         </w:pict>
       </w:r>
     </w:p>
@@ -14386,15 +14275,7 @@
     </w:p>
     <w:p>
       <w:r>
-        <w:t xml:space="preserve">6.6 Iterative Deepening: Concept of iterative, deepening search, depth </w:t>
-      </w:r>
-      <w:proofErr w:type="spellStart"/>
-      <w:r>
-        <w:t>limits,Combining</w:t>
-      </w:r>
-      <w:proofErr w:type="spellEnd"/>
-      <w:r>
-        <w:t xml:space="preserve"> depth-first search with breadth exploration</w:t>
+        <w:t>6.6 Iterative Deepening: Concept of iterative, deepening search, depth limits,Combining depth-first search with breadth exploration</w:t>
       </w:r>
     </w:p>
     <w:p>
@@ -14483,7 +14364,7 @@
     <w:p>
       <w:r>
         <w:pict w14:anchorId="5C4EBC40">
-          <v:rect id="_x0000_i1967" style="width:0;height:1.5pt" o:hralign="center" o:hrstd="t" o:hr="t" fillcolor="#a0a0a0" stroked="f"/>
+          <v:rect id="_x0000_i1129" style="width:0;height:1.5pt" o:hralign="center" o:hrstd="t" o:hr="t" fillcolor="#a0a0a0" stroked="f"/>
         </w:pict>
       </w:r>
     </w:p>
@@ -14685,7 +14566,7 @@
     <w:p>
       <w:r>
         <w:pict w14:anchorId="5398D165">
-          <v:rect id="_x0000_i1968" style="width:0;height:1.5pt" o:hralign="center" o:hrstd="t" o:hr="t" fillcolor="#a0a0a0" stroked="f"/>
+          <v:rect id="_x0000_i1130" style="width:0;height:1.5pt" o:hralign="center" o:hrstd="t" o:hr="t" fillcolor="#a0a0a0" stroked="f"/>
         </w:pict>
       </w:r>
     </w:p>
@@ -14747,7 +14628,7 @@
     <w:p>
       <w:r>
         <w:pict w14:anchorId="28A5E9FB">
-          <v:rect id="_x0000_i1969" style="width:0;height:1.5pt" o:hralign="center" o:hrstd="t" o:hr="t" fillcolor="#a0a0a0" stroked="f"/>
+          <v:rect id="_x0000_i1131" style="width:0;height:1.5pt" o:hralign="center" o:hrstd="t" o:hr="t" fillcolor="#a0a0a0" stroked="f"/>
         </w:pict>
       </w:r>
     </w:p>
@@ -14796,7 +14677,7 @@
     <w:p>
       <w:r>
         <w:pict w14:anchorId="000E174E">
-          <v:rect id="_x0000_i1970" style="width:0;height:1.5pt" o:hralign="center" o:hrstd="t" o:hr="t" fillcolor="#a0a0a0" stroked="f"/>
+          <v:rect id="_x0000_i1132" style="width:0;height:1.5pt" o:hralign="center" o:hrstd="t" o:hr="t" fillcolor="#a0a0a0" stroked="f"/>
         </w:pict>
       </w:r>
     </w:p>
@@ -14840,7 +14721,7 @@
     <w:p>
       <w:r>
         <w:pict w14:anchorId="37A0CC00">
-          <v:rect id="_x0000_i1971" style="width:0;height:1.5pt" o:hralign="center" o:hrstd="t" o:hr="t" fillcolor="#a0a0a0" stroked="f"/>
+          <v:rect id="_x0000_i1133" style="width:0;height:1.5pt" o:hralign="center" o:hrstd="t" o:hr="t" fillcolor="#a0a0a0" stroked="f"/>
         </w:pict>
       </w:r>
     </w:p>
@@ -14903,7 +14784,7 @@
       <w:r>
         <w:lastRenderedPageBreak/>
         <w:pict w14:anchorId="2EBEEC7A">
-          <v:rect id="_x0000_i1972" style="width:0;height:1.5pt" o:hralign="center" o:hrstd="t" o:hr="t" fillcolor="#a0a0a0" stroked="f"/>
+          <v:rect id="_x0000_i1134" style="width:0;height:1.5pt" o:hralign="center" o:hrstd="t" o:hr="t" fillcolor="#a0a0a0" stroked="f"/>
         </w:pict>
       </w:r>
     </w:p>
@@ -15031,7 +14912,7 @@
     <w:p>
       <w:r>
         <w:pict w14:anchorId="6D82C894">
-          <v:rect id="_x0000_i1973" style="width:0;height:1.5pt" o:hralign="center" o:hrstd="t" o:hr="t" fillcolor="#a0a0a0" stroked="f"/>
+          <v:rect id="_x0000_i1135" style="width:0;height:1.5pt" o:hralign="center" o:hrstd="t" o:hr="t" fillcolor="#a0a0a0" stroked="f"/>
         </w:pict>
       </w:r>
     </w:p>
@@ -15058,7 +14939,7 @@
     <w:p>
       <w:r>
         <w:pict w14:anchorId="4D55C1D0">
-          <v:rect id="_x0000_i1974" style="width:0;height:1.5pt" o:hralign="center" o:hrstd="t" o:hr="t" fillcolor="#a0a0a0" stroked="f"/>
+          <v:rect id="_x0000_i1136" style="width:0;height:1.5pt" o:hralign="center" o:hrstd="t" o:hr="t" fillcolor="#a0a0a0" stroked="f"/>
         </w:pict>
       </w:r>
     </w:p>
@@ -15295,7 +15176,7 @@
     <w:p>
       <w:r>
         <w:pict w14:anchorId="6DF91FB4">
-          <v:rect id="_x0000_i1975" style="width:0;height:1.5pt" o:hralign="center" o:hrstd="t" o:hr="t" fillcolor="#a0a0a0" stroked="f"/>
+          <v:rect id="_x0000_i1137" style="width:0;height:1.5pt" o:hralign="center" o:hrstd="t" o:hr="t" fillcolor="#a0a0a0" stroked="f"/>
         </w:pict>
       </w:r>
     </w:p>
@@ -15479,7 +15360,7 @@
     <w:p>
       <w:r>
         <w:pict w14:anchorId="09421FC0">
-          <v:rect id="_x0000_i1976" style="width:0;height:1.5pt" o:hralign="center" o:hrstd="t" o:hr="t" fillcolor="#a0a0a0" stroked="f"/>
+          <v:rect id="_x0000_i1138" style="width:0;height:1.5pt" o:hralign="center" o:hrstd="t" o:hr="t" fillcolor="#a0a0a0" stroked="f"/>
         </w:pict>
       </w:r>
     </w:p>
@@ -15516,7 +15397,7 @@
     <w:p>
       <w:r>
         <w:pict w14:anchorId="48C8B6D5">
-          <v:rect id="_x0000_i1977" style="width:0;height:1.5pt" o:hralign="center" o:hrstd="t" o:hr="t" fillcolor="#a0a0a0" stroked="f"/>
+          <v:rect id="_x0000_i1139" style="width:0;height:1.5pt" o:hralign="center" o:hrstd="t" o:hr="t" fillcolor="#a0a0a0" stroked="f"/>
         </w:pict>
       </w:r>
     </w:p>
@@ -15686,7 +15567,7 @@
     <w:p>
       <w:r>
         <w:pict w14:anchorId="571AD80D">
-          <v:rect id="_x0000_i1978" style="width:0;height:1.5pt" o:hralign="center" o:hrstd="t" o:hr="t" fillcolor="#a0a0a0" stroked="f"/>
+          <v:rect id="_x0000_i1140" style="width:0;height:1.5pt" o:hralign="center" o:hrstd="t" o:hr="t" fillcolor="#a0a0a0" stroked="f"/>
         </w:pict>
       </w:r>
     </w:p>
@@ -15856,7 +15737,7 @@
     <w:p>
       <w:r>
         <w:pict w14:anchorId="3BDF6049">
-          <v:rect id="_x0000_i1979" style="width:0;height:1.5pt" o:hralign="center" o:hrstd="t" o:hr="t" fillcolor="#a0a0a0" stroked="f"/>
+          <v:rect id="_x0000_i1141" style="width:0;height:1.5pt" o:hralign="center" o:hrstd="t" o:hr="t" fillcolor="#a0a0a0" stroked="f"/>
         </w:pict>
       </w:r>
     </w:p>
@@ -16026,7 +15907,7 @@
     <w:p>
       <w:r>
         <w:pict w14:anchorId="037DAA23">
-          <v:rect id="_x0000_i1980" style="width:0;height:1.5pt" o:hralign="center" o:hrstd="t" o:hr="t" fillcolor="#a0a0a0" stroked="f"/>
+          <v:rect id="_x0000_i1142" style="width:0;height:1.5pt" o:hralign="center" o:hrstd="t" o:hr="t" fillcolor="#a0a0a0" stroked="f"/>
         </w:pict>
       </w:r>
     </w:p>
@@ -16091,7 +15972,7 @@
       <w:r>
         <w:lastRenderedPageBreak/>
         <w:pict w14:anchorId="06F4BD7C">
-          <v:rect id="_x0000_i1981" style="width:0;height:1.5pt" o:hralign="center" o:hrstd="t" o:hr="t" fillcolor="#a0a0a0" stroked="f"/>
+          <v:rect id="_x0000_i1143" style="width:0;height:1.5pt" o:hralign="center" o:hrstd="t" o:hr="t" fillcolor="#a0a0a0" stroked="f"/>
         </w:pict>
       </w:r>
     </w:p>
@@ -16155,7 +16036,7 @@
     <w:p>
       <w:r>
         <w:pict w14:anchorId="7615FD6F">
-          <v:rect id="_x0000_i1982" style="width:0;height:1.5pt" o:hralign="center" o:hrstd="t" o:hr="t" fillcolor="#a0a0a0" stroked="f"/>
+          <v:rect id="_x0000_i1144" style="width:0;height:1.5pt" o:hralign="center" o:hrstd="t" o:hr="t" fillcolor="#a0a0a0" stroked="f"/>
         </w:pict>
       </w:r>
     </w:p>
@@ -16200,7 +16081,7 @@
     <w:p>
       <w:r>
         <w:pict w14:anchorId="44A87ECA">
-          <v:rect id="_x0000_i1983" style="width:0;height:1.5pt" o:hralign="center" o:hrstd="t" o:hr="t" fillcolor="#a0a0a0" stroked="f"/>
+          <v:rect id="_x0000_i1145" style="width:0;height:1.5pt" o:hralign="center" o:hrstd="t" o:hr="t" fillcolor="#a0a0a0" stroked="f"/>
         </w:pict>
       </w:r>
     </w:p>
@@ -16370,7 +16251,7 @@
     <w:p>
       <w:r>
         <w:pict w14:anchorId="0F14E1C7">
-          <v:rect id="_x0000_i1984" style="width:0;height:1.5pt" o:hralign="center" o:hrstd="t" o:hr="t" fillcolor="#a0a0a0" stroked="f"/>
+          <v:rect id="_x0000_i1146" style="width:0;height:1.5pt" o:hralign="center" o:hrstd="t" o:hr="t" fillcolor="#a0a0a0" stroked="f"/>
         </w:pict>
       </w:r>
     </w:p>
@@ -16510,7 +16391,7 @@
     <w:p>
       <w:r>
         <w:pict w14:anchorId="2F265354">
-          <v:rect id="_x0000_i1985" style="width:0;height:1.5pt" o:hralign="center" o:hrstd="t" o:hr="t" fillcolor="#a0a0a0" stroked="f"/>
+          <v:rect id="_x0000_i1147" style="width:0;height:1.5pt" o:hralign="center" o:hrstd="t" o:hr="t" fillcolor="#a0a0a0" stroked="f"/>
         </w:pict>
       </w:r>
     </w:p>
@@ -16681,7 +16562,7 @@
       <w:r>
         <w:lastRenderedPageBreak/>
         <w:pict w14:anchorId="6C5794A8">
-          <v:rect id="_x0000_i1986" style="width:0;height:1.5pt" o:hralign="center" o:hrstd="t" o:hr="t" fillcolor="#a0a0a0" stroked="f"/>
+          <v:rect id="_x0000_i1148" style="width:0;height:1.5pt" o:hralign="center" o:hrstd="t" o:hr="t" fillcolor="#a0a0a0" stroked="f"/>
         </w:pict>
       </w:r>
     </w:p>
@@ -16897,8 +16778,20 @@
     </w:p>
     <w:p/>
     <w:sectPr>
+      <w:headerReference w:type="even" r:id="rId7"/>
+      <w:headerReference w:type="default" r:id="rId8"/>
+      <w:footerReference w:type="even" r:id="rId9"/>
+      <w:footerReference w:type="default" r:id="rId10"/>
+      <w:headerReference w:type="first" r:id="rId11"/>
+      <w:footerReference w:type="first" r:id="rId12"/>
       <w:pgSz w:w="11906" w:h="16838"/>
       <w:pgMar w:top="1440" w:right="1440" w:bottom="1440" w:left="1440" w:header="708" w:footer="708" w:gutter="0"/>
+      <w:pgBorders w:offsetFrom="page">
+        <w:top w:val="single" w:sz="4" w:space="24" w:color="auto"/>
+        <w:left w:val="single" w:sz="4" w:space="24" w:color="auto"/>
+        <w:bottom w:val="single" w:sz="4" w:space="24" w:color="auto"/>
+        <w:right w:val="single" w:sz="4" w:space="24" w:color="auto"/>
+      </w:pgBorders>
       <w:cols w:space="708"/>
       <w:docGrid w:linePitch="360"/>
     </w:sectPr>
@@ -16931,6 +16824,36 @@
 </w:endnotes>
 </file>
 
+<file path=word/footer1.xml><?xml version="1.0" encoding="utf-8"?>
+<w:ftr xmlns:wpc="http://schemas.microsoft.com/office/word/2010/wordprocessingCanvas" xmlns:cx="http://schemas.microsoft.com/office/drawing/2014/chartex" xmlns:cx1="http://schemas.microsoft.com/office/drawing/2015/9/8/chartex" xmlns:cx2="http://schemas.microsoft.com/office/drawing/2015/10/21/chartex" xmlns:cx3="http://schemas.microsoft.com/office/drawing/2016/5/9/chartex" xmlns:cx4="http://schemas.microsoft.com/office/drawing/2016/5/10/chartex" xmlns:cx5="http://schemas.microsoft.com/office/drawing/2016/5/11/chartex" xmlns:cx6="http://schemas.microsoft.com/office/drawing/2016/5/12/chartex" xmlns:cx7="http://schemas.microsoft.com/office/drawing/2016/5/13/chartex" xmlns:cx8="http://schemas.microsoft.com/office/drawing/2016/5/14/chartex" xmlns:mc="http://schemas.openxmlformats.org/markup-compatibility/2006" xmlns:aink="http://schemas.microsoft.com/office/drawing/2016/ink" xmlns:am3d="http://schemas.microsoft.com/office/drawing/2017/model3d" xmlns:o="urn:schemas-microsoft-com:office:office" xmlns:oel="http://schemas.microsoft.com/office/2019/extlst" xmlns:r="http://schemas.openxmlformats.org/officeDocument/2006/relationships" xmlns:m="http://schemas.openxmlformats.org/officeDocument/2006/math" xmlns:v="urn:schemas-microsoft-com:vml" xmlns:wp14="http://schemas.microsoft.com/office/word/2010/wordprocessingDrawing" xmlns:wp="http://schemas.openxmlformats.org/drawingml/2006/wordprocessingDrawing" xmlns:w10="urn:schemas-microsoft-com:office:word" xmlns:w="http://schemas.openxmlformats.org/wordprocessingml/2006/main" xmlns:w14="http://schemas.microsoft.com/office/word/2010/wordml" xmlns:w15="http://schemas.microsoft.com/office/word/2012/wordml" xmlns:w16cex="http://schemas.microsoft.com/office/word/2018/wordml/cex" xmlns:w16cid="http://schemas.microsoft.com/office/word/2016/wordml/cid" xmlns:w16="http://schemas.microsoft.com/office/word/2018/wordml" xmlns:w16du="http://schemas.microsoft.com/office/word/2023/wordml/word16du" xmlns:w16sdtdh="http://schemas.microsoft.com/office/word/2020/wordml/sdtdatahash" xmlns:w16sdtfl="http://schemas.microsoft.com/office/word/2024/wordml/sdtformatlock" xmlns:w16se="http://schemas.microsoft.com/office/word/2015/wordml/symex" xmlns:wpg="http://schemas.microsoft.com/office/word/2010/wordprocessingGroup" xmlns:wpi="http://schemas.microsoft.com/office/word/2010/wordprocessingInk" xmlns:wne="http://schemas.microsoft.com/office/word/2006/wordml" xmlns:wps="http://schemas.microsoft.com/office/word/2010/wordprocessingShape" mc:Ignorable="w14 w15 w16se w16cid w16 w16cex w16sdtdh w16sdtfl w16du wp14">
+  <w:p>
+    <w:pPr>
+      <w:pStyle w:val="Footer"/>
+    </w:pPr>
+  </w:p>
+</w:ftr>
+</file>
+
+<file path=word/footer2.xml><?xml version="1.0" encoding="utf-8"?>
+<w:ftr xmlns:wpc="http://schemas.microsoft.com/office/word/2010/wordprocessingCanvas" xmlns:cx="http://schemas.microsoft.com/office/drawing/2014/chartex" xmlns:cx1="http://schemas.microsoft.com/office/drawing/2015/9/8/chartex" xmlns:cx2="http://schemas.microsoft.com/office/drawing/2015/10/21/chartex" xmlns:cx3="http://schemas.microsoft.com/office/drawing/2016/5/9/chartex" xmlns:cx4="http://schemas.microsoft.com/office/drawing/2016/5/10/chartex" xmlns:cx5="http://schemas.microsoft.com/office/drawing/2016/5/11/chartex" xmlns:cx6="http://schemas.microsoft.com/office/drawing/2016/5/12/chartex" xmlns:cx7="http://schemas.microsoft.com/office/drawing/2016/5/13/chartex" xmlns:cx8="http://schemas.microsoft.com/office/drawing/2016/5/14/chartex" xmlns:mc="http://schemas.openxmlformats.org/markup-compatibility/2006" xmlns:aink="http://schemas.microsoft.com/office/drawing/2016/ink" xmlns:am3d="http://schemas.microsoft.com/office/drawing/2017/model3d" xmlns:o="urn:schemas-microsoft-com:office:office" xmlns:oel="http://schemas.microsoft.com/office/2019/extlst" xmlns:r="http://schemas.openxmlformats.org/officeDocument/2006/relationships" xmlns:m="http://schemas.openxmlformats.org/officeDocument/2006/math" xmlns:v="urn:schemas-microsoft-com:vml" xmlns:wp14="http://schemas.microsoft.com/office/word/2010/wordprocessingDrawing" xmlns:wp="http://schemas.openxmlformats.org/drawingml/2006/wordprocessingDrawing" xmlns:w10="urn:schemas-microsoft-com:office:word" xmlns:w="http://schemas.openxmlformats.org/wordprocessingml/2006/main" xmlns:w14="http://schemas.microsoft.com/office/word/2010/wordml" xmlns:w15="http://schemas.microsoft.com/office/word/2012/wordml" xmlns:w16cex="http://schemas.microsoft.com/office/word/2018/wordml/cex" xmlns:w16cid="http://schemas.microsoft.com/office/word/2016/wordml/cid" xmlns:w16="http://schemas.microsoft.com/office/word/2018/wordml" xmlns:w16du="http://schemas.microsoft.com/office/word/2023/wordml/word16du" xmlns:w16sdtdh="http://schemas.microsoft.com/office/word/2020/wordml/sdtdatahash" xmlns:w16sdtfl="http://schemas.microsoft.com/office/word/2024/wordml/sdtformatlock" xmlns:w16se="http://schemas.microsoft.com/office/word/2015/wordml/symex" xmlns:wpg="http://schemas.microsoft.com/office/word/2010/wordprocessingGroup" xmlns:wpi="http://schemas.microsoft.com/office/word/2010/wordprocessingInk" xmlns:wne="http://schemas.microsoft.com/office/word/2006/wordml" xmlns:wps="http://schemas.microsoft.com/office/word/2010/wordprocessingShape" mc:Ignorable="w14 w15 w16se w16cid w16 w16cex w16sdtdh w16sdtfl w16du wp14">
+  <w:p>
+    <w:pPr>
+      <w:pStyle w:val="Footer"/>
+    </w:pPr>
+  </w:p>
+</w:ftr>
+</file>
+
+<file path=word/footer3.xml><?xml version="1.0" encoding="utf-8"?>
+<w:ftr xmlns:wpc="http://schemas.microsoft.com/office/word/2010/wordprocessingCanvas" xmlns:cx="http://schemas.microsoft.com/office/drawing/2014/chartex" xmlns:cx1="http://schemas.microsoft.com/office/drawing/2015/9/8/chartex" xmlns:cx2="http://schemas.microsoft.com/office/drawing/2015/10/21/chartex" xmlns:cx3="http://schemas.microsoft.com/office/drawing/2016/5/9/chartex" xmlns:cx4="http://schemas.microsoft.com/office/drawing/2016/5/10/chartex" xmlns:cx5="http://schemas.microsoft.com/office/drawing/2016/5/11/chartex" xmlns:cx6="http://schemas.microsoft.com/office/drawing/2016/5/12/chartex" xmlns:cx7="http://schemas.microsoft.com/office/drawing/2016/5/13/chartex" xmlns:cx8="http://schemas.microsoft.com/office/drawing/2016/5/14/chartex" xmlns:mc="http://schemas.openxmlformats.org/markup-compatibility/2006" xmlns:aink="http://schemas.microsoft.com/office/drawing/2016/ink" xmlns:am3d="http://schemas.microsoft.com/office/drawing/2017/model3d" xmlns:o="urn:schemas-microsoft-com:office:office" xmlns:oel="http://schemas.microsoft.com/office/2019/extlst" xmlns:r="http://schemas.openxmlformats.org/officeDocument/2006/relationships" xmlns:m="http://schemas.openxmlformats.org/officeDocument/2006/math" xmlns:v="urn:schemas-microsoft-com:vml" xmlns:wp14="http://schemas.microsoft.com/office/word/2010/wordprocessingDrawing" xmlns:wp="http://schemas.openxmlformats.org/drawingml/2006/wordprocessingDrawing" xmlns:w10="urn:schemas-microsoft-com:office:word" xmlns:w="http://schemas.openxmlformats.org/wordprocessingml/2006/main" xmlns:w14="http://schemas.microsoft.com/office/word/2010/wordml" xmlns:w15="http://schemas.microsoft.com/office/word/2012/wordml" xmlns:w16cex="http://schemas.microsoft.com/office/word/2018/wordml/cex" xmlns:w16cid="http://schemas.microsoft.com/office/word/2016/wordml/cid" xmlns:w16="http://schemas.microsoft.com/office/word/2018/wordml" xmlns:w16du="http://schemas.microsoft.com/office/word/2023/wordml/word16du" xmlns:w16sdtdh="http://schemas.microsoft.com/office/word/2020/wordml/sdtdatahash" xmlns:w16sdtfl="http://schemas.microsoft.com/office/word/2024/wordml/sdtformatlock" xmlns:w16se="http://schemas.microsoft.com/office/word/2015/wordml/symex" xmlns:wpg="http://schemas.microsoft.com/office/word/2010/wordprocessingGroup" xmlns:wpi="http://schemas.microsoft.com/office/word/2010/wordprocessingInk" xmlns:wne="http://schemas.microsoft.com/office/word/2006/wordml" xmlns:wps="http://schemas.microsoft.com/office/word/2010/wordprocessingShape" mc:Ignorable="w14 w15 w16se w16cid w16 w16cex w16sdtdh w16sdtfl w16du wp14">
+  <w:p>
+    <w:pPr>
+      <w:pStyle w:val="Footer"/>
+    </w:pPr>
+  </w:p>
+</w:ftr>
+</file>
+
 <file path=word/footnotes.xml><?xml version="1.0" encoding="utf-8"?>
 <w:footnotes xmlns:wpc="http://schemas.microsoft.com/office/word/2010/wordprocessingCanvas" xmlns:cx="http://schemas.microsoft.com/office/drawing/2014/chartex" xmlns:cx1="http://schemas.microsoft.com/office/drawing/2015/9/8/chartex" xmlns:cx2="http://schemas.microsoft.com/office/drawing/2015/10/21/chartex" xmlns:cx3="http://schemas.microsoft.com/office/drawing/2016/5/9/chartex" xmlns:cx4="http://schemas.microsoft.com/office/drawing/2016/5/10/chartex" xmlns:cx5="http://schemas.microsoft.com/office/drawing/2016/5/11/chartex" xmlns:cx6="http://schemas.microsoft.com/office/drawing/2016/5/12/chartex" xmlns:cx7="http://schemas.microsoft.com/office/drawing/2016/5/13/chartex" xmlns:cx8="http://schemas.microsoft.com/office/drawing/2016/5/14/chartex" xmlns:mc="http://schemas.openxmlformats.org/markup-compatibility/2006" xmlns:aink="http://schemas.microsoft.com/office/drawing/2016/ink" xmlns:am3d="http://schemas.microsoft.com/office/drawing/2017/model3d" xmlns:o="urn:schemas-microsoft-com:office:office" xmlns:oel="http://schemas.microsoft.com/office/2019/extlst" xmlns:r="http://schemas.openxmlformats.org/officeDocument/2006/relationships" xmlns:m="http://schemas.openxmlformats.org/officeDocument/2006/math" xmlns:v="urn:schemas-microsoft-com:vml" xmlns:wp14="http://schemas.microsoft.com/office/word/2010/wordprocessingDrawing" xmlns:wp="http://schemas.openxmlformats.org/drawingml/2006/wordprocessingDrawing" xmlns:w10="urn:schemas-microsoft-com:office:word" xmlns:w="http://schemas.openxmlformats.org/wordprocessingml/2006/main" xmlns:w14="http://schemas.microsoft.com/office/word/2010/wordml" xmlns:w15="http://schemas.microsoft.com/office/word/2012/wordml" xmlns:w16cex="http://schemas.microsoft.com/office/word/2018/wordml/cex" xmlns:w16cid="http://schemas.microsoft.com/office/word/2016/wordml/cid" xmlns:w16="http://schemas.microsoft.com/office/word/2018/wordml" xmlns:w16du="http://schemas.microsoft.com/office/word/2023/wordml/word16du" xmlns:w16sdtdh="http://schemas.microsoft.com/office/word/2020/wordml/sdtdatahash" xmlns:w16sdtfl="http://schemas.microsoft.com/office/word/2024/wordml/sdtformatlock" xmlns:w16se="http://schemas.microsoft.com/office/word/2015/wordml/symex" xmlns:wpg="http://schemas.microsoft.com/office/word/2010/wordprocessingGroup" xmlns:wpi="http://schemas.microsoft.com/office/word/2010/wordprocessingInk" xmlns:wne="http://schemas.microsoft.com/office/word/2006/wordml" xmlns:wps="http://schemas.microsoft.com/office/word/2010/wordprocessingShape" mc:Ignorable="w14 w15 w16se w16cid w16 w16cex w16sdtdh w16sdtfl w16du wp14">
   <w:footnote w:type="separator" w:id="-1">
@@ -16954,6 +16877,83 @@
     </w:p>
   </w:footnote>
 </w:footnotes>
+</file>
+
+<file path=word/header1.xml><?xml version="1.0" encoding="utf-8"?>
+<w:hdr xmlns:wpc="http://schemas.microsoft.com/office/word/2010/wordprocessingCanvas" xmlns:cx="http://schemas.microsoft.com/office/drawing/2014/chartex" xmlns:cx1="http://schemas.microsoft.com/office/drawing/2015/9/8/chartex" xmlns:cx2="http://schemas.microsoft.com/office/drawing/2015/10/21/chartex" xmlns:cx3="http://schemas.microsoft.com/office/drawing/2016/5/9/chartex" xmlns:cx4="http://schemas.microsoft.com/office/drawing/2016/5/10/chartex" xmlns:cx5="http://schemas.microsoft.com/office/drawing/2016/5/11/chartex" xmlns:cx6="http://schemas.microsoft.com/office/drawing/2016/5/12/chartex" xmlns:cx7="http://schemas.microsoft.com/office/drawing/2016/5/13/chartex" xmlns:cx8="http://schemas.microsoft.com/office/drawing/2016/5/14/chartex" xmlns:mc="http://schemas.openxmlformats.org/markup-compatibility/2006" xmlns:aink="http://schemas.microsoft.com/office/drawing/2016/ink" xmlns:am3d="http://schemas.microsoft.com/office/drawing/2017/model3d" xmlns:o="urn:schemas-microsoft-com:office:office" xmlns:oel="http://schemas.microsoft.com/office/2019/extlst" xmlns:r="http://schemas.openxmlformats.org/officeDocument/2006/relationships" xmlns:m="http://schemas.openxmlformats.org/officeDocument/2006/math" xmlns:v="urn:schemas-microsoft-com:vml" xmlns:wp14="http://schemas.microsoft.com/office/word/2010/wordprocessingDrawing" xmlns:wp="http://schemas.openxmlformats.org/drawingml/2006/wordprocessingDrawing" xmlns:w10="urn:schemas-microsoft-com:office:word" xmlns:w="http://schemas.openxmlformats.org/wordprocessingml/2006/main" xmlns:w14="http://schemas.microsoft.com/office/word/2010/wordml" xmlns:w15="http://schemas.microsoft.com/office/word/2012/wordml" xmlns:w16cex="http://schemas.microsoft.com/office/word/2018/wordml/cex" xmlns:w16cid="http://schemas.microsoft.com/office/word/2016/wordml/cid" xmlns:w16="http://schemas.microsoft.com/office/word/2018/wordml" xmlns:w16du="http://schemas.microsoft.com/office/word/2023/wordml/word16du" xmlns:w16sdtdh="http://schemas.microsoft.com/office/word/2020/wordml/sdtdatahash" xmlns:w16sdtfl="http://schemas.microsoft.com/office/word/2024/wordml/sdtformatlock" xmlns:w16se="http://schemas.microsoft.com/office/word/2015/wordml/symex" xmlns:wpg="http://schemas.microsoft.com/office/word/2010/wordprocessingGroup" xmlns:wpi="http://schemas.microsoft.com/office/word/2010/wordprocessingInk" xmlns:wne="http://schemas.microsoft.com/office/word/2006/wordml" xmlns:wps="http://schemas.microsoft.com/office/word/2010/wordprocessingShape" mc:Ignorable="w14 w15 w16se w16cid w16 w16cex w16sdtdh w16sdtfl w16du wp14">
+  <w:p>
+    <w:pPr>
+      <w:pStyle w:val="Header"/>
+    </w:pPr>
+  </w:p>
+</w:hdr>
+</file>
+
+<file path=word/header2.xml><?xml version="1.0" encoding="utf-8"?>
+<w:hdr xmlns:wpc="http://schemas.microsoft.com/office/word/2010/wordprocessingCanvas" xmlns:cx="http://schemas.microsoft.com/office/drawing/2014/chartex" xmlns:cx1="http://schemas.microsoft.com/office/drawing/2015/9/8/chartex" xmlns:cx2="http://schemas.microsoft.com/office/drawing/2015/10/21/chartex" xmlns:cx3="http://schemas.microsoft.com/office/drawing/2016/5/9/chartex" xmlns:cx4="http://schemas.microsoft.com/office/drawing/2016/5/10/chartex" xmlns:cx5="http://schemas.microsoft.com/office/drawing/2016/5/11/chartex" xmlns:cx6="http://schemas.microsoft.com/office/drawing/2016/5/12/chartex" xmlns:cx7="http://schemas.microsoft.com/office/drawing/2016/5/13/chartex" xmlns:cx8="http://schemas.microsoft.com/office/drawing/2016/5/14/chartex" xmlns:mc="http://schemas.openxmlformats.org/markup-compatibility/2006" xmlns:aink="http://schemas.microsoft.com/office/drawing/2016/ink" xmlns:am3d="http://schemas.microsoft.com/office/drawing/2017/model3d" xmlns:o="urn:schemas-microsoft-com:office:office" xmlns:oel="http://schemas.microsoft.com/office/2019/extlst" xmlns:r="http://schemas.openxmlformats.org/officeDocument/2006/relationships" xmlns:m="http://schemas.openxmlformats.org/officeDocument/2006/math" xmlns:v="urn:schemas-microsoft-com:vml" xmlns:wp14="http://schemas.microsoft.com/office/word/2010/wordprocessingDrawing" xmlns:wp="http://schemas.openxmlformats.org/drawingml/2006/wordprocessingDrawing" xmlns:w10="urn:schemas-microsoft-com:office:word" xmlns:w="http://schemas.openxmlformats.org/wordprocessingml/2006/main" xmlns:w14="http://schemas.microsoft.com/office/word/2010/wordml" xmlns:w15="http://schemas.microsoft.com/office/word/2012/wordml" xmlns:w16cex="http://schemas.microsoft.com/office/word/2018/wordml/cex" xmlns:w16cid="http://schemas.microsoft.com/office/word/2016/wordml/cid" xmlns:w16="http://schemas.microsoft.com/office/word/2018/wordml" xmlns:w16du="http://schemas.microsoft.com/office/word/2023/wordml/word16du" xmlns:w16sdtdh="http://schemas.microsoft.com/office/word/2020/wordml/sdtdatahash" xmlns:w16sdtfl="http://schemas.microsoft.com/office/word/2024/wordml/sdtformatlock" xmlns:w16se="http://schemas.microsoft.com/office/word/2015/wordml/symex" xmlns:wpg="http://schemas.microsoft.com/office/word/2010/wordprocessingGroup" xmlns:wpi="http://schemas.microsoft.com/office/word/2010/wordprocessingInk" xmlns:wne="http://schemas.microsoft.com/office/word/2006/wordml" xmlns:wps="http://schemas.microsoft.com/office/word/2010/wordprocessingShape" mc:Ignorable="w14 w15 w16se w16cid w16 w16cex w16sdtdh w16sdtfl w16du wp14">
+  <w:sdt>
+    <w:sdtPr>
+      <w:id w:val="253324497"/>
+      <w:docPartObj>
+        <w:docPartGallery w:val="Watermarks"/>
+        <w:docPartUnique/>
+      </w:docPartObj>
+    </w:sdtPr>
+    <w:sdtContent>
+      <w:p>
+        <w:pPr>
+          <w:pStyle w:val="Header"/>
+        </w:pPr>
+        <w:r>
+          <w:rPr>
+            <w:noProof/>
+          </w:rPr>
+          <w:pict w14:anchorId="509A9B9D">
+            <v:shapetype id="_x0000_t136" coordsize="21600,21600" o:spt="136" adj="10800" path="m@7,l@8,m@5,21600l@6,21600e">
+              <v:formulas>
+                <v:f eqn="sum #0 0 10800"/>
+                <v:f eqn="prod #0 2 1"/>
+                <v:f eqn="sum 21600 0 @1"/>
+                <v:f eqn="sum 0 0 @2"/>
+                <v:f eqn="sum 21600 0 @3"/>
+                <v:f eqn="if @0 @3 0"/>
+                <v:f eqn="if @0 21600 @1"/>
+                <v:f eqn="if @0 0 @2"/>
+                <v:f eqn="if @0 @4 21600"/>
+                <v:f eqn="mid @5 @6"/>
+                <v:f eqn="mid @8 @5"/>
+                <v:f eqn="mid @7 @8"/>
+                <v:f eqn="mid @6 @7"/>
+                <v:f eqn="sum @6 0 @5"/>
+              </v:formulas>
+              <v:path textpathok="t" o:connecttype="custom" o:connectlocs="@9,0;@10,10800;@11,21600;@12,10800" o:connectangles="270,180,90,0"/>
+              <v:textpath on="t" fitshape="t"/>
+              <v:handles>
+                <v:h position="#0,bottomRight" xrange="6629,14971"/>
+              </v:handles>
+              <o:lock v:ext="edit" text="t" shapetype="t"/>
+            </v:shapetype>
+            <v:shape id="PowerPlusWaterMarkObject1703892" o:spid="_x0000_s1025" type="#_x0000_t136" style="position:absolute;margin-left:0;margin-top:0;width:523.95pt;height:112.25pt;rotation:315;z-index:-251657216;mso-position-horizontal:center;mso-position-horizontal-relative:margin;mso-position-vertical:center;mso-position-vertical-relative:margin" o:allowincell="f" fillcolor="silver" stroked="f">
+              <v:fill opacity=".5"/>
+              <v:textpath style="font-family:&quot;Calibri&quot;;font-size:1pt" string="DhruvPatel16120"/>
+              <w10:wrap anchorx="margin" anchory="margin"/>
+            </v:shape>
+          </w:pict>
+        </w:r>
+      </w:p>
+    </w:sdtContent>
+  </w:sdt>
+</w:hdr>
+</file>
+
+<file path=word/header3.xml><?xml version="1.0" encoding="utf-8"?>
+<w:hdr xmlns:wpc="http://schemas.microsoft.com/office/word/2010/wordprocessingCanvas" xmlns:cx="http://schemas.microsoft.com/office/drawing/2014/chartex" xmlns:cx1="http://schemas.microsoft.com/office/drawing/2015/9/8/chartex" xmlns:cx2="http://schemas.microsoft.com/office/drawing/2015/10/21/chartex" xmlns:cx3="http://schemas.microsoft.com/office/drawing/2016/5/9/chartex" xmlns:cx4="http://schemas.microsoft.com/office/drawing/2016/5/10/chartex" xmlns:cx5="http://schemas.microsoft.com/office/drawing/2016/5/11/chartex" xmlns:cx6="http://schemas.microsoft.com/office/drawing/2016/5/12/chartex" xmlns:cx7="http://schemas.microsoft.com/office/drawing/2016/5/13/chartex" xmlns:cx8="http://schemas.microsoft.com/office/drawing/2016/5/14/chartex" xmlns:mc="http://schemas.openxmlformats.org/markup-compatibility/2006" xmlns:aink="http://schemas.microsoft.com/office/drawing/2016/ink" xmlns:am3d="http://schemas.microsoft.com/office/drawing/2017/model3d" xmlns:o="urn:schemas-microsoft-com:office:office" xmlns:oel="http://schemas.microsoft.com/office/2019/extlst" xmlns:r="http://schemas.openxmlformats.org/officeDocument/2006/relationships" xmlns:m="http://schemas.openxmlformats.org/officeDocument/2006/math" xmlns:v="urn:schemas-microsoft-com:vml" xmlns:wp14="http://schemas.microsoft.com/office/word/2010/wordprocessingDrawing" xmlns:wp="http://schemas.openxmlformats.org/drawingml/2006/wordprocessingDrawing" xmlns:w10="urn:schemas-microsoft-com:office:word" xmlns:w="http://schemas.openxmlformats.org/wordprocessingml/2006/main" xmlns:w14="http://schemas.microsoft.com/office/word/2010/wordml" xmlns:w15="http://schemas.microsoft.com/office/word/2012/wordml" xmlns:w16cex="http://schemas.microsoft.com/office/word/2018/wordml/cex" xmlns:w16cid="http://schemas.microsoft.com/office/word/2016/wordml/cid" xmlns:w16="http://schemas.microsoft.com/office/word/2018/wordml" xmlns:w16du="http://schemas.microsoft.com/office/word/2023/wordml/word16du" xmlns:w16sdtdh="http://schemas.microsoft.com/office/word/2020/wordml/sdtdatahash" xmlns:w16sdtfl="http://schemas.microsoft.com/office/word/2024/wordml/sdtformatlock" xmlns:w16se="http://schemas.microsoft.com/office/word/2015/wordml/symex" xmlns:wpg="http://schemas.microsoft.com/office/word/2010/wordprocessingGroup" xmlns:wpi="http://schemas.microsoft.com/office/word/2010/wordprocessingInk" xmlns:wne="http://schemas.microsoft.com/office/word/2006/wordml" xmlns:wps="http://schemas.microsoft.com/office/word/2010/wordprocessingShape" mc:Ignorable="w14 w15 w16se w16cid w16 w16cex w16sdtdh w16sdtfl w16du wp14">
+  <w:p>
+    <w:pPr>
+      <w:pStyle w:val="Header"/>
+    </w:pPr>
+  </w:p>
+</w:hdr>
 </file>
 
 <file path=word/numbering.xml><?xml version="1.0" encoding="utf-8"?>
@@ -19844,6 +19844,7 @@
   <w:style w:type="character" w:default="1" w:styleId="DefaultParagraphFont">
     <w:name w:val="Default Paragraph Font"/>
     <w:uiPriority w:val="1"/>
+    <w:semiHidden/>
     <w:unhideWhenUsed/>
   </w:style>
   <w:style w:type="table" w:default="1" w:styleId="TableNormal">
